--- a/docs/study/HuongDan_Tam.docx
+++ b/docs/study/HuongDan_Tam.docx
@@ -177,6 +177,59 @@
               <w:rPr>
                 <w:sz w:val="22"/>
               </w:rPr>
+              <w:t>2</w:t>
+            </w:r>
+          </w:p>
+        </w:tc>
+        <w:tc>
+          <w:tcPr>
+            <w:tcW w:type="dxa" w:w="6236"/>
+          </w:tcPr>
+          <w:p>
+            <w:pPr>
+              <w:spacing w:after="20" w:line="264" w:lineRule="auto"/>
+            </w:pPr>
+            <w:r/>
+            <w:r>
+              <w:rPr>
+                <w:sz w:val="22"/>
+              </w:rPr>
+              <w:t>Tóm tắt bài báo, lộ trình, kết luận chính</w:t>
+            </w:r>
+          </w:p>
+        </w:tc>
+        <w:tc>
+          <w:tcPr>
+            <w:tcW w:type="dxa" w:w="1361"/>
+          </w:tcPr>
+          <w:p>
+            <w:pPr>
+              <w:spacing w:after="20" w:line="264" w:lineRule="auto"/>
+            </w:pPr>
+            <w:r/>
+            <w:r>
+              <w:rPr>
+                <w:sz w:val="22"/>
+              </w:rPr>
+              <w:t>1:15</w:t>
+            </w:r>
+          </w:p>
+        </w:tc>
+      </w:tr>
+      <w:tr>
+        <w:tc>
+          <w:tcPr>
+            <w:tcW w:type="dxa" w:w="907"/>
+          </w:tcPr>
+          <w:p>
+            <w:pPr>
+              <w:spacing w:after="20" w:line="264" w:lineRule="auto"/>
+            </w:pPr>
+            <w:r/>
+            <w:r>
+              <w:rPr>
+                <w:sz w:val="22"/>
+              </w:rPr>
               <w:t>9</w:t>
             </w:r>
           </w:p>
@@ -230,7 +283,7 @@
               <w:rPr>
                 <w:sz w:val="22"/>
               </w:rPr>
-              <w:t>13</w:t>
+              <w:t>10</w:t>
             </w:r>
           </w:p>
         </w:tc>
@@ -265,6 +318,59 @@
                 <w:sz w:val="22"/>
               </w:rPr>
               <w:t>0:45</w:t>
+            </w:r>
+          </w:p>
+        </w:tc>
+      </w:tr>
+      <w:tr>
+        <w:tc>
+          <w:tcPr>
+            <w:tcW w:type="dxa" w:w="907"/>
+          </w:tcPr>
+          <w:p>
+            <w:pPr>
+              <w:spacing w:after="20" w:line="264" w:lineRule="auto"/>
+            </w:pPr>
+            <w:r/>
+            <w:r>
+              <w:rPr>
+                <w:sz w:val="22"/>
+              </w:rPr>
+              <w:t>15</w:t>
+            </w:r>
+          </w:p>
+        </w:tc>
+        <w:tc>
+          <w:tcPr>
+            <w:tcW w:type="dxa" w:w="6236"/>
+          </w:tcPr>
+          <w:p>
+            <w:pPr>
+              <w:spacing w:after="20" w:line="264" w:lineRule="auto"/>
+            </w:pPr>
+            <w:r/>
+            <w:r>
+              <w:rPr>
+                <w:sz w:val="22"/>
+              </w:rPr>
+              <w:t>Điều phối hỏi đáp</w:t>
+            </w:r>
+          </w:p>
+        </w:tc>
+        <w:tc>
+          <w:tcPr>
+            <w:tcW w:type="dxa" w:w="1361"/>
+          </w:tcPr>
+          <w:p>
+            <w:pPr>
+              <w:spacing w:after="20" w:line="264" w:lineRule="auto"/>
+            </w:pPr>
+            <w:r/>
+            <w:r>
+              <w:rPr>
+                <w:sz w:val="22"/>
+              </w:rPr>
+              <w:t>—</w:t>
             </w:r>
           </w:p>
         </w:tc>
@@ -896,7 +1002,7 @@
         <w:t>Ngắt nghỉ sau kết luận chính</w:t>
       </w:r>
       <w:r>
-        <w:t xml:space="preserve"> (slide 14) trước khi chuyển sang phần giải thích nguyên nhân.</w:t>
+        <w:t xml:space="preserve"> (slide 12) trước khi chuyển sang phần giải thích nguyên nhân.</w:t>
       </w:r>
     </w:p>
     <w:p>
@@ -1023,7 +1129,7 @@
               <w:rPr>
                 <w:sz w:val="22"/>
               </w:rPr>
-              <w:t>Nhóm tái hiện phương pháp LinCIR, đề xuất hai cải tiến và kiểm chứng bằng kiểm định thống kê.</w:t>
+              <w:t>Giới thiệu đề tài, giảng viên và 5 thành viên. Đề tài: tái hiện và cải tiến phương pháp LinCIR, chứng minh cải tiến bằng kiểm định thống kê.</w:t>
             </w:r>
           </w:p>
         </w:tc>
@@ -1041,6 +1147,59 @@
                 <w:sz w:val="22"/>
               </w:rPr>
               <w:t>—</w:t>
+            </w:r>
+          </w:p>
+        </w:tc>
+      </w:tr>
+      <w:tr>
+        <w:tc>
+          <w:tcPr>
+            <w:tcW w:type="dxa" w:w="680"/>
+          </w:tcPr>
+          <w:p>
+            <w:pPr>
+              <w:spacing w:after="20" w:line="264" w:lineRule="auto"/>
+            </w:pPr>
+            <w:r/>
+            <w:r>
+              <w:rPr>
+                <w:sz w:val="22"/>
+              </w:rPr>
+              <w:t>2</w:t>
+            </w:r>
+          </w:p>
+        </w:tc>
+        <w:tc>
+          <w:tcPr>
+            <w:tcW w:type="dxa" w:w="5102"/>
+          </w:tcPr>
+          <w:p>
+            <w:pPr>
+              <w:spacing w:after="20" w:line="264" w:lineRule="auto"/>
+            </w:pPr>
+            <w:r/>
+            <w:r>
+              <w:rPr>
+                <w:sz w:val="22"/>
+              </w:rPr>
+              <w:t>Bài báo LinCIR (NAVER, CVPR 2024): bộ ba CIR gán nhãn tay đắt và nhỏ; Pic2Word, SEARLE cần ảnh khi huấn luyện và chỉ học câu mẫu cố định. LinCIR học mạng chiếu φ chỉ từ văn bản bằng Self-Masking Projection, thêm nhiễu để φ dùng được cho vector ảnh; tốt nhất trên 4 benchmark, huấn luyện nhanh hơn. Mã công khai nên nhóm dựng lại mã, tái hiện, chạy baseline, A, B, A+B trên Kaggle, kiểm định và phân tích. Nêu trước kết luận: B tốt hơn có ý nghĩa thống kê, A làm giảm hiệu năng.</w:t>
+            </w:r>
+          </w:p>
+        </w:tc>
+        <w:tc>
+          <w:tcPr>
+            <w:tcW w:type="dxa" w:w="2721"/>
+          </w:tcPr>
+          <w:p>
+            <w:pPr>
+              <w:spacing w:after="20" w:line="264" w:lineRule="auto"/>
+            </w:pPr>
+            <w:r/>
+            <w:r>
+              <w:rPr>
+                <w:sz w:val="22"/>
+              </w:rPr>
+              <w:t>Nhanh hơn Pic2Word 6 lần, SEARLE 8,4 lần; kết quả nhóm: B tăng FashionIQ R@10 từ 25,90 lên 26,50, p = 0,006</w:t>
             </w:r>
           </w:p>
         </w:tc>
@@ -1112,7 +1271,7 @@
               <w:rPr>
                 <w:sz w:val="22"/>
               </w:rPr>
-              <w:t>13</w:t>
+              <w:t>10</w:t>
             </w:r>
           </w:p>
         </w:tc>
@@ -2561,6 +2720,940 @@
     <w:p/>
     <w:p>
       <w:pPr>
+        <w:pStyle w:val="Heading2"/>
+      </w:pPr>
+      <w:r>
+        <w:t>Cách đọc ký hiệu trên slide</w:t>
+      </w:r>
+    </w:p>
+    <w:p>
+      <w:r>
+        <w:t>Lần đầu gặp [$] trên slide, nói thêm: “ký hiệu đô-la trong ngoặc vuông là token giả”; các lần sau chỉ nói “token giả”. Ví dụ câu nói: “Mạng phi biến ảnh tham chiếu thành một token giả, ghép vào câu mô tả thay đổi.”</w:t>
+      </w:r>
+    </w:p>
+    <w:tbl>
+      <w:tblPr>
+        <w:tblStyle w:val="TableGrid"/>
+        <w:tblW w:type="auto" w:w="0"/>
+        <w:jc w:val="center"/>
+        <w:tblLook w:firstColumn="1" w:firstRow="1" w:lastColumn="0" w:lastRow="0" w:noHBand="0" w:noVBand="1" w:val="04A0"/>
+      </w:tblPr>
+      <w:tblGrid>
+        <w:gridCol w:w="3024"/>
+        <w:gridCol w:w="3024"/>
+        <w:gridCol w:w="3024"/>
+      </w:tblGrid>
+      <w:tr>
+        <w:tc>
+          <w:tcPr>
+            <w:tcW w:type="dxa" w:w="1474"/>
+            <w:shd w:val="clear" w:fill="DCE6F2"/>
+          </w:tcPr>
+          <w:p>
+            <w:pPr>
+              <w:spacing w:after="20" w:line="264" w:lineRule="auto"/>
+            </w:pPr>
+            <w:r/>
+            <w:r>
+              <w:rPr>
+                <w:b/>
+                <w:sz w:val="22"/>
+              </w:rPr>
+              <w:t>Ký hiệu</w:t>
+            </w:r>
+          </w:p>
+        </w:tc>
+        <w:tc>
+          <w:tcPr>
+            <w:tcW w:type="dxa" w:w="2608"/>
+            <w:shd w:val="clear" w:fill="DCE6F2"/>
+          </w:tcPr>
+          <w:p>
+            <w:pPr>
+              <w:spacing w:after="20" w:line="264" w:lineRule="auto"/>
+            </w:pPr>
+            <w:r/>
+            <w:r>
+              <w:rPr>
+                <w:b/>
+                <w:sz w:val="22"/>
+              </w:rPr>
+              <w:t>Đọc là</w:t>
+            </w:r>
+          </w:p>
+        </w:tc>
+        <w:tc>
+          <w:tcPr>
+            <w:tcW w:type="dxa" w:w="4422"/>
+            <w:shd w:val="clear" w:fill="DCE6F2"/>
+          </w:tcPr>
+          <w:p>
+            <w:pPr>
+              <w:spacing w:after="20" w:line="264" w:lineRule="auto"/>
+            </w:pPr>
+            <w:r/>
+            <w:r>
+              <w:rPr>
+                <w:b/>
+                <w:sz w:val="22"/>
+              </w:rPr>
+              <w:t>Nghĩa</w:t>
+            </w:r>
+          </w:p>
+        </w:tc>
+      </w:tr>
+      <w:tr>
+        <w:tc>
+          <w:tcPr>
+            <w:tcW w:type="dxa" w:w="1474"/>
+          </w:tcPr>
+          <w:p>
+            <w:pPr>
+              <w:spacing w:after="20" w:line="264" w:lineRule="auto"/>
+            </w:pPr>
+            <w:r/>
+            <w:r>
+              <w:rPr>
+                <w:sz w:val="22"/>
+              </w:rPr>
+              <w:t>φ</w:t>
+            </w:r>
+          </w:p>
+        </w:tc>
+        <w:tc>
+          <w:tcPr>
+            <w:tcW w:type="dxa" w:w="2608"/>
+          </w:tcPr>
+          <w:p>
+            <w:pPr>
+              <w:spacing w:after="20" w:line="264" w:lineRule="auto"/>
+            </w:pPr>
+            <w:r/>
+            <w:r>
+              <w:rPr>
+                <w:sz w:val="22"/>
+              </w:rPr>
+              <w:t>“phi”</w:t>
+            </w:r>
+          </w:p>
+        </w:tc>
+        <w:tc>
+          <w:tcPr>
+            <w:tcW w:type="dxa" w:w="4422"/>
+          </w:tcPr>
+          <w:p>
+            <w:pPr>
+              <w:spacing w:after="20" w:line="264" w:lineRule="auto"/>
+            </w:pPr>
+            <w:r/>
+            <w:r>
+              <w:rPr>
+                <w:sz w:val="22"/>
+              </w:rPr>
+              <w:t>Mạng chiếu 3 lớp, phần duy nhất được huấn luyện; biến một vector (ảnh hoặc câu) thành một token</w:t>
+            </w:r>
+          </w:p>
+        </w:tc>
+      </w:tr>
+      <w:tr>
+        <w:tc>
+          <w:tcPr>
+            <w:tcW w:type="dxa" w:w="1474"/>
+          </w:tcPr>
+          <w:p>
+            <w:pPr>
+              <w:spacing w:after="20" w:line="264" w:lineRule="auto"/>
+            </w:pPr>
+            <w:r/>
+            <w:r>
+              <w:rPr>
+                <w:sz w:val="22"/>
+              </w:rPr>
+              <w:t>[$]</w:t>
+            </w:r>
+          </w:p>
+        </w:tc>
+        <w:tc>
+          <w:tcPr>
+            <w:tcW w:type="dxa" w:w="2608"/>
+          </w:tcPr>
+          <w:p>
+            <w:pPr>
+              <w:spacing w:after="20" w:line="264" w:lineRule="auto"/>
+            </w:pPr>
+            <w:r/>
+            <w:r>
+              <w:rPr>
+                <w:sz w:val="22"/>
+              </w:rPr>
+              <w:t>“token giả” (hoặc “token đô-la”)</w:t>
+            </w:r>
+          </w:p>
+        </w:tc>
+        <w:tc>
+          <w:tcPr>
+            <w:tcW w:type="dxa" w:w="4422"/>
+          </w:tcPr>
+          <w:p>
+            <w:pPr>
+              <w:spacing w:after="20" w:line="264" w:lineRule="auto"/>
+            </w:pPr>
+            <w:r/>
+            <w:r>
+              <w:rPr>
+                <w:sz w:val="22"/>
+              </w:rPr>
+              <w:t>Vị trí trong câu được thay bằng đầu ra của φ; “a photo of [$] that is blue” đọc là “a photo of token giả that is blue”</w:t>
+            </w:r>
+          </w:p>
+        </w:tc>
+      </w:tr>
+      <w:tr>
+        <w:tc>
+          <w:tcPr>
+            <w:tcW w:type="dxa" w:w="1474"/>
+          </w:tcPr>
+          <w:p>
+            <w:pPr>
+              <w:spacing w:after="20" w:line="264" w:lineRule="auto"/>
+            </w:pPr>
+            <w:r/>
+            <w:r>
+              <w:rPr>
+                <w:sz w:val="22"/>
+              </w:rPr>
+              <w:t>Δ</w:t>
+            </w:r>
+          </w:p>
+        </w:tc>
+        <w:tc>
+          <w:tcPr>
+            <w:tcW w:type="dxa" w:w="2608"/>
+          </w:tcPr>
+          <w:p>
+            <w:pPr>
+              <w:spacing w:after="20" w:line="264" w:lineRule="auto"/>
+            </w:pPr>
+            <w:r/>
+            <w:r>
+              <w:rPr>
+                <w:sz w:val="22"/>
+              </w:rPr>
+              <w:t>“đen-ta”</w:t>
+            </w:r>
+          </w:p>
+        </w:tc>
+        <w:tc>
+          <w:tcPr>
+            <w:tcW w:type="dxa" w:w="4422"/>
+          </w:tcPr>
+          <w:p>
+            <w:pPr>
+              <w:spacing w:after="20" w:line="264" w:lineRule="auto"/>
+            </w:pPr>
+            <w:r/>
+            <w:r>
+              <w:rPr>
+                <w:sz w:val="22"/>
+              </w:rPr>
+              <w:t>Vector chênh lệch: tâm vector ảnh trừ tâm vector văn bản</w:t>
+            </w:r>
+          </w:p>
+        </w:tc>
+      </w:tr>
+      <w:tr>
+        <w:tc>
+          <w:tcPr>
+            <w:tcW w:type="dxa" w:w="1474"/>
+          </w:tcPr>
+          <w:p>
+            <w:pPr>
+              <w:spacing w:after="20" w:line="264" w:lineRule="auto"/>
+            </w:pPr>
+            <w:r/>
+            <w:r>
+              <w:rPr>
+                <w:sz w:val="22"/>
+              </w:rPr>
+              <w:t>ε</w:t>
+            </w:r>
+          </w:p>
+        </w:tc>
+        <w:tc>
+          <w:tcPr>
+            <w:tcW w:type="dxa" w:w="2608"/>
+          </w:tcPr>
+          <w:p>
+            <w:pPr>
+              <w:spacing w:after="20" w:line="264" w:lineRule="auto"/>
+            </w:pPr>
+            <w:r/>
+            <w:r>
+              <w:rPr>
+                <w:sz w:val="22"/>
+              </w:rPr>
+              <w:t>“ép-xi-lon”</w:t>
+            </w:r>
+          </w:p>
+        </w:tc>
+        <w:tc>
+          <w:tcPr>
+            <w:tcW w:type="dxa" w:w="4422"/>
+          </w:tcPr>
+          <w:p>
+            <w:pPr>
+              <w:spacing w:after="20" w:line="264" w:lineRule="auto"/>
+            </w:pPr>
+            <w:r/>
+            <w:r>
+              <w:rPr>
+                <w:sz w:val="22"/>
+              </w:rPr>
+              <w:t>Nhiễu ngẫu nhiên theo phân phối chuẩn</w:t>
+            </w:r>
+          </w:p>
+        </w:tc>
+      </w:tr>
+      <w:tr>
+        <w:tc>
+          <w:tcPr>
+            <w:tcW w:type="dxa" w:w="1474"/>
+          </w:tcPr>
+          <w:p>
+            <w:pPr>
+              <w:spacing w:after="20" w:line="264" w:lineRule="auto"/>
+            </w:pPr>
+            <w:r/>
+            <w:r>
+              <w:rPr>
+                <w:sz w:val="22"/>
+              </w:rPr>
+              <w:t>u · ε</w:t>
+            </w:r>
+          </w:p>
+        </w:tc>
+        <w:tc>
+          <w:tcPr>
+            <w:tcW w:type="dxa" w:w="2608"/>
+          </w:tcPr>
+          <w:p>
+            <w:pPr>
+              <w:spacing w:after="20" w:line="264" w:lineRule="auto"/>
+            </w:pPr>
+            <w:r/>
+            <w:r>
+              <w:rPr>
+                <w:sz w:val="22"/>
+              </w:rPr>
+              <w:t>“u nhân ép-xi-lon”</w:t>
+            </w:r>
+          </w:p>
+        </w:tc>
+        <w:tc>
+          <w:tcPr>
+            <w:tcW w:type="dxa" w:w="4422"/>
+          </w:tcPr>
+          <w:p>
+            <w:pPr>
+              <w:spacing w:after="20" w:line="264" w:lineRule="auto"/>
+            </w:pPr>
+            <w:r/>
+            <w:r>
+              <w:rPr>
+                <w:sz w:val="22"/>
+              </w:rPr>
+              <w:t>Nhiễu của LinCIR; u là hệ số ngẫu nhiên từ 0 đến 1</w:t>
+            </w:r>
+          </w:p>
+        </w:tc>
+      </w:tr>
+      <w:tr>
+        <w:tc>
+          <w:tcPr>
+            <w:tcW w:type="dxa" w:w="1474"/>
+          </w:tcPr>
+          <w:p>
+            <w:pPr>
+              <w:spacing w:after="20" w:line="264" w:lineRule="auto"/>
+            </w:pPr>
+            <w:r/>
+            <w:r>
+              <w:rPr>
+                <w:sz w:val="22"/>
+              </w:rPr>
+              <w:t>α</w:t>
+            </w:r>
+          </w:p>
+        </w:tc>
+        <w:tc>
+          <w:tcPr>
+            <w:tcW w:type="dxa" w:w="2608"/>
+          </w:tcPr>
+          <w:p>
+            <w:pPr>
+              <w:spacing w:after="20" w:line="264" w:lineRule="auto"/>
+            </w:pPr>
+            <w:r/>
+            <w:r>
+              <w:rPr>
+                <w:sz w:val="22"/>
+              </w:rPr>
+              <w:t>“an-pha”</w:t>
+            </w:r>
+          </w:p>
+        </w:tc>
+        <w:tc>
+          <w:tcPr>
+            <w:tcW w:type="dxa" w:w="4422"/>
+          </w:tcPr>
+          <w:p>
+            <w:pPr>
+              <w:spacing w:after="20" w:line="264" w:lineRule="auto"/>
+            </w:pPr>
+            <w:r/>
+            <w:r>
+              <w:rPr>
+                <w:sz w:val="22"/>
+              </w:rPr>
+              <w:t>Hệ số của Δ trong cải tiến B (0,5)</w:t>
+            </w:r>
+          </w:p>
+        </w:tc>
+      </w:tr>
+      <w:tr>
+        <w:tc>
+          <w:tcPr>
+            <w:tcW w:type="dxa" w:w="1474"/>
+          </w:tcPr>
+          <w:p>
+            <w:pPr>
+              <w:spacing w:after="20" w:line="264" w:lineRule="auto"/>
+            </w:pPr>
+            <w:r/>
+            <w:r>
+              <w:rPr>
+                <w:sz w:val="22"/>
+              </w:rPr>
+              <w:t>λ</w:t>
+            </w:r>
+          </w:p>
+        </w:tc>
+        <w:tc>
+          <w:tcPr>
+            <w:tcW w:type="dxa" w:w="2608"/>
+          </w:tcPr>
+          <w:p>
+            <w:pPr>
+              <w:spacing w:after="20" w:line="264" w:lineRule="auto"/>
+            </w:pPr>
+            <w:r/>
+            <w:r>
+              <w:rPr>
+                <w:sz w:val="22"/>
+              </w:rPr>
+              <w:t>“lam-đa”</w:t>
+            </w:r>
+          </w:p>
+        </w:tc>
+        <w:tc>
+          <w:tcPr>
+            <w:tcW w:type="dxa" w:w="4422"/>
+          </w:tcPr>
+          <w:p>
+            <w:pPr>
+              <w:spacing w:after="20" w:line="264" w:lineRule="auto"/>
+            </w:pPr>
+            <w:r/>
+            <w:r>
+              <w:rPr>
+                <w:sz w:val="22"/>
+              </w:rPr>
+              <w:t>Trọng số của InfoNCE trong cải tiến A (0,5)</w:t>
+            </w:r>
+          </w:p>
+        </w:tc>
+      </w:tr>
+      <w:tr>
+        <w:tc>
+          <w:tcPr>
+            <w:tcW w:type="dxa" w:w="1474"/>
+          </w:tcPr>
+          <w:p>
+            <w:pPr>
+              <w:spacing w:after="20" w:line="264" w:lineRule="auto"/>
+            </w:pPr>
+            <w:r/>
+            <w:r>
+              <w:rPr>
+                <w:sz w:val="22"/>
+              </w:rPr>
+              <w:t>τ</w:t>
+            </w:r>
+          </w:p>
+        </w:tc>
+        <w:tc>
+          <w:tcPr>
+            <w:tcW w:type="dxa" w:w="2608"/>
+          </w:tcPr>
+          <w:p>
+            <w:pPr>
+              <w:spacing w:after="20" w:line="264" w:lineRule="auto"/>
+            </w:pPr>
+            <w:r/>
+            <w:r>
+              <w:rPr>
+                <w:sz w:val="22"/>
+              </w:rPr>
+              <w:t>“tô”</w:t>
+            </w:r>
+          </w:p>
+        </w:tc>
+        <w:tc>
+          <w:tcPr>
+            <w:tcW w:type="dxa" w:w="4422"/>
+          </w:tcPr>
+          <w:p>
+            <w:pPr>
+              <w:spacing w:after="20" w:line="264" w:lineRule="auto"/>
+            </w:pPr>
+            <w:r/>
+            <w:r>
+              <w:rPr>
+                <w:sz w:val="22"/>
+              </w:rPr>
+              <w:t>Nhiệt độ của InfoNCE (0,07)</w:t>
+            </w:r>
+          </w:p>
+        </w:tc>
+      </w:tr>
+      <w:tr>
+        <w:tc>
+          <w:tcPr>
+            <w:tcW w:type="dxa" w:w="1474"/>
+          </w:tcPr>
+          <w:p>
+            <w:pPr>
+              <w:spacing w:after="20" w:line="264" w:lineRule="auto"/>
+            </w:pPr>
+            <w:r/>
+            <w:r>
+              <w:rPr>
+                <w:sz w:val="22"/>
+              </w:rPr>
+              <w:t>z_c</w:t>
+            </w:r>
+          </w:p>
+        </w:tc>
+        <w:tc>
+          <w:tcPr>
+            <w:tcW w:type="dxa" w:w="2608"/>
+          </w:tcPr>
+          <w:p>
+            <w:pPr>
+              <w:spacing w:after="20" w:line="264" w:lineRule="auto"/>
+            </w:pPr>
+            <w:r/>
+            <w:r>
+              <w:rPr>
+                <w:sz w:val="22"/>
+              </w:rPr>
+              <w:t>“z c”</w:t>
+            </w:r>
+          </w:p>
+        </w:tc>
+        <w:tc>
+          <w:tcPr>
+            <w:tcW w:type="dxa" w:w="4422"/>
+          </w:tcPr>
+          <w:p>
+            <w:pPr>
+              <w:spacing w:after="20" w:line="264" w:lineRule="auto"/>
+            </w:pPr>
+            <w:r/>
+            <w:r>
+              <w:rPr>
+                <w:sz w:val="22"/>
+              </w:rPr>
+              <w:t>Vector của câu gốc</w:t>
+            </w:r>
+          </w:p>
+        </w:tc>
+      </w:tr>
+      <w:tr>
+        <w:tc>
+          <w:tcPr>
+            <w:tcW w:type="dxa" w:w="1474"/>
+          </w:tcPr>
+          <w:p>
+            <w:pPr>
+              <w:spacing w:after="20" w:line="264" w:lineRule="auto"/>
+            </w:pPr>
+            <w:r/>
+            <w:r>
+              <w:rPr>
+                <w:sz w:val="22"/>
+              </w:rPr>
+              <w:t>ẑ_c</w:t>
+            </w:r>
+          </w:p>
+        </w:tc>
+        <w:tc>
+          <w:tcPr>
+            <w:tcW w:type="dxa" w:w="2608"/>
+          </w:tcPr>
+          <w:p>
+            <w:pPr>
+              <w:spacing w:after="20" w:line="264" w:lineRule="auto"/>
+            </w:pPr>
+            <w:r/>
+            <w:r>
+              <w:rPr>
+                <w:sz w:val="22"/>
+              </w:rPr>
+              <w:t>“z c mũ”</w:t>
+            </w:r>
+          </w:p>
+        </w:tc>
+        <w:tc>
+          <w:tcPr>
+            <w:tcW w:type="dxa" w:w="4422"/>
+          </w:tcPr>
+          <w:p>
+            <w:pPr>
+              <w:spacing w:after="20" w:line="264" w:lineRule="auto"/>
+            </w:pPr>
+            <w:r/>
+            <w:r>
+              <w:rPr>
+                <w:sz w:val="22"/>
+              </w:rPr>
+              <w:t>Vector của câu đã che từ khóa bằng token giả</w:t>
+            </w:r>
+          </w:p>
+        </w:tc>
+      </w:tr>
+      <w:tr>
+        <w:tc>
+          <w:tcPr>
+            <w:tcW w:type="dxa" w:w="1474"/>
+          </w:tcPr>
+          <w:p>
+            <w:pPr>
+              <w:spacing w:after="20" w:line="264" w:lineRule="auto"/>
+            </w:pPr>
+            <w:r/>
+            <w:r>
+              <w:rPr>
+                <w:sz w:val="22"/>
+              </w:rPr>
+              <w:t>L_SMP</w:t>
+            </w:r>
+          </w:p>
+        </w:tc>
+        <w:tc>
+          <w:tcPr>
+            <w:tcW w:type="dxa" w:w="2608"/>
+          </w:tcPr>
+          <w:p>
+            <w:pPr>
+              <w:spacing w:after="20" w:line="264" w:lineRule="auto"/>
+            </w:pPr>
+            <w:r/>
+            <w:r>
+              <w:rPr>
+                <w:sz w:val="22"/>
+              </w:rPr>
+              <w:t>“hàm mất mát SMP”</w:t>
+            </w:r>
+          </w:p>
+        </w:tc>
+        <w:tc>
+          <w:tcPr>
+            <w:tcW w:type="dxa" w:w="4422"/>
+          </w:tcPr>
+          <w:p>
+            <w:pPr>
+              <w:spacing w:after="20" w:line="264" w:lineRule="auto"/>
+            </w:pPr>
+            <w:r/>
+            <w:r>
+              <w:rPr>
+                <w:sz w:val="22"/>
+              </w:rPr>
+              <w:t>Hàm mất mát MSE của Self-Masking Projection</w:t>
+            </w:r>
+          </w:p>
+        </w:tc>
+      </w:tr>
+      <w:tr>
+        <w:tc>
+          <w:tcPr>
+            <w:tcW w:type="dxa" w:w="1474"/>
+          </w:tcPr>
+          <w:p>
+            <w:pPr>
+              <w:spacing w:after="20" w:line="264" w:lineRule="auto"/>
+            </w:pPr>
+            <w:r/>
+            <w:r>
+              <w:rPr>
+                <w:sz w:val="22"/>
+              </w:rPr>
+              <w:t>R@K, R@10</w:t>
+            </w:r>
+          </w:p>
+        </w:tc>
+        <w:tc>
+          <w:tcPr>
+            <w:tcW w:type="dxa" w:w="2608"/>
+          </w:tcPr>
+          <w:p>
+            <w:pPr>
+              <w:spacing w:after="20" w:line="264" w:lineRule="auto"/>
+            </w:pPr>
+            <w:r/>
+            <w:r>
+              <w:rPr>
+                <w:sz w:val="22"/>
+              </w:rPr>
+              <w:t>“Recall tại K”, “Recall tại 10”</w:t>
+            </w:r>
+          </w:p>
+        </w:tc>
+        <w:tc>
+          <w:tcPr>
+            <w:tcW w:type="dxa" w:w="4422"/>
+          </w:tcPr>
+          <w:p>
+            <w:pPr>
+              <w:spacing w:after="20" w:line="264" w:lineRule="auto"/>
+            </w:pPr>
+            <w:r/>
+            <w:r>
+              <w:rPr>
+                <w:sz w:val="22"/>
+              </w:rPr>
+              <w:t>Tỉ lệ truy vấn có ảnh đích trong K kết quả đầu</w:t>
+            </w:r>
+          </w:p>
+        </w:tc>
+      </w:tr>
+      <w:tr>
+        <w:tc>
+          <w:tcPr>
+            <w:tcW w:type="dxa" w:w="1474"/>
+          </w:tcPr>
+          <w:p>
+            <w:pPr>
+              <w:spacing w:after="20" w:line="264" w:lineRule="auto"/>
+            </w:pPr>
+            <w:r/>
+            <w:r>
+              <w:rPr>
+                <w:sz w:val="22"/>
+              </w:rPr>
+              <w:t>mAP@5</w:t>
+            </w:r>
+          </w:p>
+        </w:tc>
+        <w:tc>
+          <w:tcPr>
+            <w:tcW w:type="dxa" w:w="2608"/>
+          </w:tcPr>
+          <w:p>
+            <w:pPr>
+              <w:spacing w:after="20" w:line="264" w:lineRule="auto"/>
+            </w:pPr>
+            <w:r/>
+            <w:r>
+              <w:rPr>
+                <w:sz w:val="22"/>
+              </w:rPr>
+              <w:t>“m-A-P tại 5”</w:t>
+            </w:r>
+          </w:p>
+        </w:tc>
+        <w:tc>
+          <w:tcPr>
+            <w:tcW w:type="dxa" w:w="4422"/>
+          </w:tcPr>
+          <w:p>
+            <w:pPr>
+              <w:spacing w:after="20" w:line="264" w:lineRule="auto"/>
+            </w:pPr>
+            <w:r/>
+            <w:r>
+              <w:rPr>
+                <w:sz w:val="22"/>
+              </w:rPr>
+              <w:t>Độ chính xác trung bình trên 5 kết quả đầu</w:t>
+            </w:r>
+          </w:p>
+        </w:tc>
+      </w:tr>
+      <w:tr>
+        <w:tc>
+          <w:tcPr>
+            <w:tcW w:type="dxa" w:w="1474"/>
+          </w:tcPr>
+          <w:p>
+            <w:pPr>
+              <w:spacing w:after="20" w:line="264" w:lineRule="auto"/>
+            </w:pPr>
+            <w:r/>
+            <w:r>
+              <w:rPr>
+                <w:sz w:val="22"/>
+              </w:rPr>
+              <w:t>±</w:t>
+            </w:r>
+          </w:p>
+        </w:tc>
+        <w:tc>
+          <w:tcPr>
+            <w:tcW w:type="dxa" w:w="2608"/>
+          </w:tcPr>
+          <w:p>
+            <w:pPr>
+              <w:spacing w:after="20" w:line="264" w:lineRule="auto"/>
+            </w:pPr>
+            <w:r/>
+            <w:r>
+              <w:rPr>
+                <w:sz w:val="22"/>
+              </w:rPr>
+              <w:t>“cộng trừ”</w:t>
+            </w:r>
+          </w:p>
+        </w:tc>
+        <w:tc>
+          <w:tcPr>
+            <w:tcW w:type="dxa" w:w="4422"/>
+          </w:tcPr>
+          <w:p>
+            <w:pPr>
+              <w:spacing w:after="20" w:line="264" w:lineRule="auto"/>
+            </w:pPr>
+            <w:r/>
+            <w:r>
+              <w:rPr>
+                <w:sz w:val="22"/>
+              </w:rPr>
+              <w:t>Độ lệch chuẩn qua 3 seed; “26,50 ± 0,04” đọc là “26,50 cộng trừ 0,04”</w:t>
+            </w:r>
+          </w:p>
+        </w:tc>
+      </w:tr>
+      <w:tr>
+        <w:tc>
+          <w:tcPr>
+            <w:tcW w:type="dxa" w:w="1474"/>
+          </w:tcPr>
+          <w:p>
+            <w:pPr>
+              <w:spacing w:after="20" w:line="264" w:lineRule="auto"/>
+            </w:pPr>
+            <w:r/>
+            <w:r>
+              <w:rPr>
+                <w:sz w:val="22"/>
+              </w:rPr>
+              <w:t>p = 0,006</w:t>
+            </w:r>
+          </w:p>
+        </w:tc>
+        <w:tc>
+          <w:tcPr>
+            <w:tcW w:type="dxa" w:w="2608"/>
+          </w:tcPr>
+          <w:p>
+            <w:pPr>
+              <w:spacing w:after="20" w:line="264" w:lineRule="auto"/>
+            </w:pPr>
+            <w:r/>
+            <w:r>
+              <w:rPr>
+                <w:sz w:val="22"/>
+              </w:rPr>
+              <w:t>“p bằng không phẩy không không sáu”</w:t>
+            </w:r>
+          </w:p>
+        </w:tc>
+        <w:tc>
+          <w:tcPr>
+            <w:tcW w:type="dxa" w:w="4422"/>
+          </w:tcPr>
+          <w:p>
+            <w:pPr>
+              <w:spacing w:after="20" w:line="264" w:lineRule="auto"/>
+            </w:pPr>
+            <w:r/>
+            <w:r>
+              <w:rPr>
+                <w:sz w:val="22"/>
+              </w:rPr>
+              <w:t>Xác suất thấy mức chênh này nếu cải tiến thật ra không có tác dụng</w:t>
+            </w:r>
+          </w:p>
+        </w:tc>
+      </w:tr>
+      <w:tr>
+        <w:tc>
+          <w:tcPr>
+            <w:tcW w:type="dxa" w:w="1474"/>
+          </w:tcPr>
+          <w:p>
+            <w:pPr>
+              <w:spacing w:after="20" w:line="264" w:lineRule="auto"/>
+            </w:pPr>
+            <w:r/>
+            <w:r>
+              <w:rPr>
+                <w:sz w:val="22"/>
+              </w:rPr>
+              <w:t>InfoNCE, CLIP</w:t>
+            </w:r>
+          </w:p>
+        </w:tc>
+        <w:tc>
+          <w:tcPr>
+            <w:tcW w:type="dxa" w:w="2608"/>
+          </w:tcPr>
+          <w:p>
+            <w:pPr>
+              <w:spacing w:after="20" w:line="264" w:lineRule="auto"/>
+            </w:pPr>
+            <w:r/>
+            <w:r>
+              <w:rPr>
+                <w:sz w:val="22"/>
+              </w:rPr>
+              <w:t>“in-phô en-xi-i”, “clíp”</w:t>
+            </w:r>
+          </w:p>
+        </w:tc>
+        <w:tc>
+          <w:tcPr>
+            <w:tcW w:type="dxa" w:w="4422"/>
+          </w:tcPr>
+          <w:p>
+            <w:pPr>
+              <w:spacing w:after="20" w:line="264" w:lineRule="auto"/>
+            </w:pPr>
+            <w:r/>
+            <w:r>
+              <w:rPr>
+                <w:sz w:val="22"/>
+              </w:rPr>
+              <w:t>Đọc thẳng tên tiếng Anh; tương tự baseline, seed, batch</w:t>
+            </w:r>
+          </w:p>
+        </w:tc>
+      </w:tr>
+    </w:tbl>
+    <w:p/>
+    <w:p>
+      <w:pPr>
         <w:pStyle w:val="Heading1"/>
       </w:pPr>
       <w:r>
@@ -2918,7 +4011,43 @@
               <w:rPr>
                 <w:sz w:val="22"/>
               </w:rPr>
-              <w:t>Giới thiệu đề tài, môn học, giảng viên và 5 thành viên; nêu một câu mục tiêu: tái hiện và cải tiến LinCIR, chứng minh bằng kiểm định thống kê.</w:t>
+              <w:t>Giới thiệu đề tài, môn học, giảng viên và 5 thành viên (khoảng 20 giây).</w:t>
+            </w:r>
+          </w:p>
+        </w:tc>
+      </w:tr>
+      <w:tr>
+        <w:tc>
+          <w:tcPr>
+            <w:tcW w:type="dxa" w:w="907"/>
+          </w:tcPr>
+          <w:p>
+            <w:pPr>
+              <w:spacing w:after="20" w:line="264" w:lineRule="auto"/>
+            </w:pPr>
+            <w:r/>
+            <w:r>
+              <w:rPr>
+                <w:sz w:val="22"/>
+              </w:rPr>
+              <w:t>2</w:t>
+            </w:r>
+          </w:p>
+        </w:tc>
+        <w:tc>
+          <w:tcPr>
+            <w:tcW w:type="dxa" w:w="7597"/>
+          </w:tcPr>
+          <w:p>
+            <w:pPr>
+              <w:spacing w:after="20" w:line="264" w:lineRule="auto"/>
+            </w:pPr>
+            <w:r/>
+            <w:r>
+              <w:rPr>
+                <w:sz w:val="22"/>
+              </w:rPr>
+              <w:t>Tóm tắt bài báo: tác giả, hội nghị; vấn đề (bộ ba đắt, Pic2Word/SEARLE cần ảnh và câu mẫu cố định); ý tưởng (Self-Masking Projection chỉ dùng văn bản, nhiễu u·ε cho modality gap); kết quả bài báo (tốt nhất 4 benchmark, nhanh hơn Pic2Word 6 lần, SEARLE 8,4 lần). Mã nguồn công khai là cơ sở để nhóm dựng lại, tái hiện, cải tiến. Dòng cuối là lộ trình của nhóm; nêu trước kết luận chính: B tốt hơn có ý nghĩa thống kê (FashionIQ R@10 +0,60, p = 0,006), A làm giảm hiệu năng (CIRCO mAP@5 −2,45). Chuyển sang Nou: bài toán CIR.</w:t>
             </w:r>
           </w:p>
         </w:tc>
@@ -2954,7 +4083,7 @@
               <w:rPr>
                 <w:sz w:val="22"/>
               </w:rPr>
-              <w:t>Mã gốc viết cho transformers 4.34, không chạy trên môi trường hiện tại. Nhóm viết lại encoder từ các mô-đun con, thay tokenizer và sửa 4 lỗi. Bằng chứng: sai lệch 0 so với CLIP gốc, checkpoint chính thức nạp khớp, kết quả khớp bài báo (chuyển sang Tùng). Nêu 3 điểm khác giữa bài báo và mã nguồn để giải thích vì sao baseline theo mã.</w:t>
+              <w:t>Mã gốc viết cho transformers 4.34, không chạy trên môi trường hiện tại. Nhóm viết lại encoder từ các mô-đun con, thay tokenizer và sửa 4 lỗi. Bằng chứng: sai lệch 0 so với CLIP gốc, checkpoint chính thức nạp khớp, kết quả khớp bài báo. Nêu 3 điểm khác giữa bài báo và mã nguồn để giải thích vì sao baseline theo mã.</w:t>
             </w:r>
           </w:p>
         </w:tc>
@@ -2973,7 +4102,7 @@
               <w:rPr>
                 <w:sz w:val="22"/>
               </w:rPr>
-              <w:t>13</w:t>
+              <w:t>10</w:t>
             </w:r>
           </w:p>
         </w:tc>
@@ -2991,6 +4120,42 @@
                 <w:sz w:val="22"/>
               </w:rPr>
               <w:t>Thiết lập: Kaggle 2 × T4; mỗi biến thể 3 seed, 5.000 bước, cùng siêu tham số, checkpoint bước cuối; FashionIQ + CIRCO. Nêu hai vấn đề vận hành và cách giải: giới hạn 12 giờ/30 giờ (lập lịch có ước lượng thời gian), nghẽn CPU (spaCy theo lô, ×3,1, kết quả giống hệt).</w:t>
+            </w:r>
+          </w:p>
+        </w:tc>
+      </w:tr>
+      <w:tr>
+        <w:tc>
+          <w:tcPr>
+            <w:tcW w:type="dxa" w:w="907"/>
+          </w:tcPr>
+          <w:p>
+            <w:pPr>
+              <w:spacing w:after="20" w:line="264" w:lineRule="auto"/>
+            </w:pPr>
+            <w:r/>
+            <w:r>
+              <w:rPr>
+                <w:sz w:val="22"/>
+              </w:rPr>
+              <w:t>15</w:t>
+            </w:r>
+          </w:p>
+        </w:tc>
+        <w:tc>
+          <w:tcPr>
+            <w:tcW w:type="dxa" w:w="7597"/>
+          </w:tcPr>
+          <w:p>
+            <w:pPr>
+              <w:spacing w:after="20" w:line="264" w:lineRule="auto"/>
+            </w:pPr>
+            <w:r/>
+            <w:r>
+              <w:rPr>
+                <w:sz w:val="22"/>
+              </w:rPr>
+              <w:t>Mời câu hỏi; nghe hết câu hỏi rồi chuyển cho đúng người: phương pháp, cải tiến A → Trung; tái hiện, bảng kết quả → Tùng; độ đo, kiểm định, cải tiến B, cơ chế → Dũng; bài toán, lý thuyết, ví dụ định tính → Nou; mã nguồn, Kaggle, thiết lập → Tâm.</w:t>
             </w:r>
           </w:p>
         </w:tc>
@@ -3191,7 +4356,7 @@
         <w:pStyle w:val="ListBullet"/>
       </w:pPr>
       <w:r>
-        <w:t>Báo cáo: mục 3.5, 5.1, 5.3; docs/decisions.md</w:t>
+        <w:t>Báo cáo: chương 1, mục 3.1, 3.5, 5.1, 5.3; docs/decisions.md</w:t>
       </w:r>
     </w:p>
     <w:p>
@@ -3199,7 +4364,7 @@
         <w:pStyle w:val="ListBullet"/>
       </w:pPr>
       <w:r>
-        <w:t>Bài báo LinCIR: mục 3.1, 4.1</w:t>
+        <w:t>Bài báo LinCIR: Tóm tắt (Abstract), mục 1 (đóng góp), 3.1, 4.1</w:t>
       </w:r>
     </w:p>
     <w:p>
@@ -3208,6 +4373,14 @@
       </w:pPr>
       <w:r>
         <w:t>CLIP (Radford 2021): mục 2.3 (kiến trúc encoder văn bản)</w:t>
+      </w:r>
+    </w:p>
+    <w:p>
+      <w:pPr>
+        <w:pStyle w:val="ListBullet"/>
+      </w:pPr>
+      <w:r>
+        <w:t>README.md: bảng kết quả cần nhớ (để nêu kết luận chính ở slide 2)</w:t>
       </w:r>
     </w:p>
     <w:sectPr>

--- a/docs/study/HuongDan_Tam.docx
+++ b/docs/study/HuongDan_Tam.docx
@@ -36,7 +36,7 @@
     </w:p>
     <w:p>
       <w:r>
-        <w:t>Chuyển đổi mã nguồn LinCIR sang môi trường mới, kiểm chứng tương đương với mô hình gốc; vận hành thực nghiệm trên Kaggle: lập lịch chạy song song trong hạn mức GPU, khắc phục nghẽn nạp dữ liệu.</w:t>
+        <w:t>Trình bày toàn bộ 16 slide (khoảng 15 phút) và điều phối hỏi đáp. Phần việc riêng: chuyển đổi mã nguồn LinCIR sang môi trường mới, kiểm chứng tương đương với mô hình gốc; vận hành thực nghiệm trên Kaggle: lập lịch chạy song song trong hạn mức GPU, khắc phục nghẽn nạp dữ liệu.</w:t>
       </w:r>
     </w:p>
     <w:tbl>
@@ -194,7 +194,7 @@
               <w:rPr>
                 <w:sz w:val="22"/>
               </w:rPr>
-              <w:t>Tóm tắt bài báo, lộ trình, kết luận chính</w:t>
+              <w:t>Phân công công việc</w:t>
             </w:r>
           </w:p>
         </w:tc>
@@ -211,7 +211,325 @@
               <w:rPr>
                 <w:sz w:val="22"/>
               </w:rPr>
-              <w:t>1:15</w:t>
+              <w:t>0:30</w:t>
+            </w:r>
+          </w:p>
+        </w:tc>
+      </w:tr>
+      <w:tr>
+        <w:tc>
+          <w:tcPr>
+            <w:tcW w:type="dxa" w:w="907"/>
+          </w:tcPr>
+          <w:p>
+            <w:pPr>
+              <w:spacing w:after="20" w:line="264" w:lineRule="auto"/>
+            </w:pPr>
+            <w:r/>
+            <w:r>
+              <w:rPr>
+                <w:sz w:val="22"/>
+              </w:rPr>
+              <w:t>3</w:t>
+            </w:r>
+          </w:p>
+        </w:tc>
+        <w:tc>
+          <w:tcPr>
+            <w:tcW w:type="dxa" w:w="6236"/>
+          </w:tcPr>
+          <w:p>
+            <w:pPr>
+              <w:spacing w:after="20" w:line="264" w:lineRule="auto"/>
+            </w:pPr>
+            <w:r/>
+            <w:r>
+              <w:rPr>
+                <w:sz w:val="22"/>
+              </w:rPr>
+              <w:t>Bài toán CIR, câu hỏi của nhóm</w:t>
+            </w:r>
+          </w:p>
+        </w:tc>
+        <w:tc>
+          <w:tcPr>
+            <w:tcW w:type="dxa" w:w="1361"/>
+          </w:tcPr>
+          <w:p>
+            <w:pPr>
+              <w:spacing w:after="20" w:line="264" w:lineRule="auto"/>
+            </w:pPr>
+            <w:r/>
+            <w:r>
+              <w:rPr>
+                <w:sz w:val="22"/>
+              </w:rPr>
+              <w:t>1:00</w:t>
+            </w:r>
+          </w:p>
+        </w:tc>
+      </w:tr>
+      <w:tr>
+        <w:tc>
+          <w:tcPr>
+            <w:tcW w:type="dxa" w:w="907"/>
+          </w:tcPr>
+          <w:p>
+            <w:pPr>
+              <w:spacing w:after="20" w:line="264" w:lineRule="auto"/>
+            </w:pPr>
+            <w:r/>
+            <w:r>
+              <w:rPr>
+                <w:sz w:val="22"/>
+              </w:rPr>
+              <w:t>4</w:t>
+            </w:r>
+          </w:p>
+        </w:tc>
+        <w:tc>
+          <w:tcPr>
+            <w:tcW w:type="dxa" w:w="6236"/>
+          </w:tcPr>
+          <w:p>
+            <w:pPr>
+              <w:spacing w:after="20" w:line="264" w:lineRule="auto"/>
+            </w:pPr>
+            <w:r/>
+            <w:r>
+              <w:rPr>
+                <w:sz w:val="22"/>
+              </w:rPr>
+              <w:t>Độ đo R@K, mAP@K (liên hệ chương I)</w:t>
+            </w:r>
+          </w:p>
+        </w:tc>
+        <w:tc>
+          <w:tcPr>
+            <w:tcW w:type="dxa" w:w="1361"/>
+          </w:tcPr>
+          <w:p>
+            <w:pPr>
+              <w:spacing w:after="20" w:line="264" w:lineRule="auto"/>
+            </w:pPr>
+            <w:r/>
+            <w:r>
+              <w:rPr>
+                <w:sz w:val="22"/>
+              </w:rPr>
+              <w:t>1:00</w:t>
+            </w:r>
+          </w:p>
+        </w:tc>
+      </w:tr>
+      <w:tr>
+        <w:tc>
+          <w:tcPr>
+            <w:tcW w:type="dxa" w:w="907"/>
+          </w:tcPr>
+          <w:p>
+            <w:pPr>
+              <w:spacing w:after="20" w:line="264" w:lineRule="auto"/>
+            </w:pPr>
+            <w:r/>
+            <w:r>
+              <w:rPr>
+                <w:sz w:val="22"/>
+              </w:rPr>
+              <w:t>5</w:t>
+            </w:r>
+          </w:p>
+        </w:tc>
+        <w:tc>
+          <w:tcPr>
+            <w:tcW w:type="dxa" w:w="6236"/>
+          </w:tcPr>
+          <w:p>
+            <w:pPr>
+              <w:spacing w:after="20" w:line="264" w:lineRule="auto"/>
+            </w:pPr>
+            <w:r/>
+            <w:r>
+              <w:rPr>
+                <w:sz w:val="22"/>
+              </w:rPr>
+              <w:t>Ý tưởng token giả</w:t>
+            </w:r>
+          </w:p>
+        </w:tc>
+        <w:tc>
+          <w:tcPr>
+            <w:tcW w:type="dxa" w:w="1361"/>
+          </w:tcPr>
+          <w:p>
+            <w:pPr>
+              <w:spacing w:after="20" w:line="264" w:lineRule="auto"/>
+            </w:pPr>
+            <w:r/>
+            <w:r>
+              <w:rPr>
+                <w:sz w:val="22"/>
+              </w:rPr>
+              <w:t>0:50</w:t>
+            </w:r>
+          </w:p>
+        </w:tc>
+      </w:tr>
+      <w:tr>
+        <w:tc>
+          <w:tcPr>
+            <w:tcW w:type="dxa" w:w="907"/>
+          </w:tcPr>
+          <w:p>
+            <w:pPr>
+              <w:spacing w:after="20" w:line="264" w:lineRule="auto"/>
+            </w:pPr>
+            <w:r/>
+            <w:r>
+              <w:rPr>
+                <w:sz w:val="22"/>
+              </w:rPr>
+              <w:t>6</w:t>
+            </w:r>
+          </w:p>
+        </w:tc>
+        <w:tc>
+          <w:tcPr>
+            <w:tcW w:type="dxa" w:w="6236"/>
+          </w:tcPr>
+          <w:p>
+            <w:pPr>
+              <w:spacing w:after="20" w:line="264" w:lineRule="auto"/>
+            </w:pPr>
+            <w:r/>
+            <w:r>
+              <w:rPr>
+                <w:sz w:val="22"/>
+              </w:rPr>
+              <w:t>Tóm tắt bài báo LinCIR</w:t>
+            </w:r>
+          </w:p>
+        </w:tc>
+        <w:tc>
+          <w:tcPr>
+            <w:tcW w:type="dxa" w:w="1361"/>
+          </w:tcPr>
+          <w:p>
+            <w:pPr>
+              <w:spacing w:after="20" w:line="264" w:lineRule="auto"/>
+            </w:pPr>
+            <w:r/>
+            <w:r>
+              <w:rPr>
+                <w:sz w:val="22"/>
+              </w:rPr>
+              <w:t>1:00</w:t>
+            </w:r>
+          </w:p>
+        </w:tc>
+      </w:tr>
+      <w:tr>
+        <w:tc>
+          <w:tcPr>
+            <w:tcW w:type="dxa" w:w="907"/>
+          </w:tcPr>
+          <w:p>
+            <w:pPr>
+              <w:spacing w:after="20" w:line="264" w:lineRule="auto"/>
+            </w:pPr>
+            <w:r/>
+            <w:r>
+              <w:rPr>
+                <w:sz w:val="22"/>
+              </w:rPr>
+              <w:t>7</w:t>
+            </w:r>
+          </w:p>
+        </w:tc>
+        <w:tc>
+          <w:tcPr>
+            <w:tcW w:type="dxa" w:w="6236"/>
+          </w:tcPr>
+          <w:p>
+            <w:pPr>
+              <w:spacing w:after="20" w:line="264" w:lineRule="auto"/>
+            </w:pPr>
+            <w:r/>
+            <w:r>
+              <w:rPr>
+                <w:sz w:val="22"/>
+              </w:rPr>
+              <w:t>Self-Masking Projection</w:t>
+            </w:r>
+          </w:p>
+        </w:tc>
+        <w:tc>
+          <w:tcPr>
+            <w:tcW w:type="dxa" w:w="1361"/>
+          </w:tcPr>
+          <w:p>
+            <w:pPr>
+              <w:spacing w:after="20" w:line="264" w:lineRule="auto"/>
+            </w:pPr>
+            <w:r/>
+            <w:r>
+              <w:rPr>
+                <w:sz w:val="22"/>
+              </w:rPr>
+              <w:t>1:20</w:t>
+            </w:r>
+          </w:p>
+        </w:tc>
+      </w:tr>
+      <w:tr>
+        <w:tc>
+          <w:tcPr>
+            <w:tcW w:type="dxa" w:w="907"/>
+          </w:tcPr>
+          <w:p>
+            <w:pPr>
+              <w:spacing w:after="20" w:line="264" w:lineRule="auto"/>
+            </w:pPr>
+            <w:r/>
+            <w:r>
+              <w:rPr>
+                <w:sz w:val="22"/>
+              </w:rPr>
+              <w:t>8</w:t>
+            </w:r>
+          </w:p>
+        </w:tc>
+        <w:tc>
+          <w:tcPr>
+            <w:tcW w:type="dxa" w:w="6236"/>
+          </w:tcPr>
+          <w:p>
+            <w:pPr>
+              <w:spacing w:after="20" w:line="264" w:lineRule="auto"/>
+            </w:pPr>
+            <w:r/>
+            <w:r>
+              <w:rPr>
+                <w:sz w:val="22"/>
+              </w:rPr>
+              <w:t>Nhiễu và modality gap</w:t>
+            </w:r>
+          </w:p>
+        </w:tc>
+        <w:tc>
+          <w:tcPr>
+            <w:tcW w:type="dxa" w:w="1361"/>
+          </w:tcPr>
+          <w:p>
+            <w:pPr>
+              <w:spacing w:after="20" w:line="264" w:lineRule="auto"/>
+            </w:pPr>
+            <w:r/>
+            <w:r>
+              <w:rPr>
+                <w:sz w:val="22"/>
+              </w:rPr>
+              <w:t>1:00</w:t>
             </w:r>
           </w:p>
         </w:tc>
@@ -247,7 +565,7 @@
               <w:rPr>
                 <w:sz w:val="22"/>
               </w:rPr>
-              <w:t>Dựng mã nguồn</w:t>
+              <w:t>Cải tiến A: InfoNCE (H1)</w:t>
             </w:r>
           </w:p>
         </w:tc>
@@ -300,7 +618,7 @@
               <w:rPr>
                 <w:sz w:val="22"/>
               </w:rPr>
-              <w:t>Thiết lập thực nghiệm</w:t>
+              <w:t>Cải tiến B: nhiễu có hướng (H2, H3)</w:t>
             </w:r>
           </w:p>
         </w:tc>
@@ -317,7 +635,219 @@
               <w:rPr>
                 <w:sz w:val="22"/>
               </w:rPr>
-              <w:t>0:45</w:t>
+              <w:t>1:00</w:t>
+            </w:r>
+          </w:p>
+        </w:tc>
+      </w:tr>
+      <w:tr>
+        <w:tc>
+          <w:tcPr>
+            <w:tcW w:type="dxa" w:w="907"/>
+          </w:tcPr>
+          <w:p>
+            <w:pPr>
+              <w:spacing w:after="20" w:line="264" w:lineRule="auto"/>
+            </w:pPr>
+            <w:r/>
+            <w:r>
+              <w:rPr>
+                <w:sz w:val="22"/>
+              </w:rPr>
+              <w:t>11</w:t>
+            </w:r>
+          </w:p>
+        </w:tc>
+        <w:tc>
+          <w:tcPr>
+            <w:tcW w:type="dxa" w:w="6236"/>
+          </w:tcPr>
+          <w:p>
+            <w:pPr>
+              <w:spacing w:after="20" w:line="264" w:lineRule="auto"/>
+            </w:pPr>
+            <w:r/>
+            <w:r>
+              <w:rPr>
+                <w:sz w:val="22"/>
+              </w:rPr>
+              <w:t>Dựng mã nguồn, chạy trên Kaggle</w:t>
+            </w:r>
+          </w:p>
+        </w:tc>
+        <w:tc>
+          <w:tcPr>
+            <w:tcW w:type="dxa" w:w="1361"/>
+          </w:tcPr>
+          <w:p>
+            <w:pPr>
+              <w:spacing w:after="20" w:line="264" w:lineRule="auto"/>
+            </w:pPr>
+            <w:r/>
+            <w:r>
+              <w:rPr>
+                <w:sz w:val="22"/>
+              </w:rPr>
+              <w:t>1:00</w:t>
+            </w:r>
+          </w:p>
+        </w:tc>
+      </w:tr>
+      <w:tr>
+        <w:tc>
+          <w:tcPr>
+            <w:tcW w:type="dxa" w:w="907"/>
+          </w:tcPr>
+          <w:p>
+            <w:pPr>
+              <w:spacing w:after="20" w:line="264" w:lineRule="auto"/>
+            </w:pPr>
+            <w:r/>
+            <w:r>
+              <w:rPr>
+                <w:sz w:val="22"/>
+              </w:rPr>
+              <w:t>12</w:t>
+            </w:r>
+          </w:p>
+        </w:tc>
+        <w:tc>
+          <w:tcPr>
+            <w:tcW w:type="dxa" w:w="6236"/>
+          </w:tcPr>
+          <w:p>
+            <w:pPr>
+              <w:spacing w:after="20" w:line="264" w:lineRule="auto"/>
+            </w:pPr>
+            <w:r/>
+            <w:r>
+              <w:rPr>
+                <w:sz w:val="22"/>
+              </w:rPr>
+              <w:t>Tái hiện, khác biệt bài báo – mã nguồn</w:t>
+            </w:r>
+          </w:p>
+        </w:tc>
+        <w:tc>
+          <w:tcPr>
+            <w:tcW w:type="dxa" w:w="1361"/>
+          </w:tcPr>
+          <w:p>
+            <w:pPr>
+              <w:spacing w:after="20" w:line="264" w:lineRule="auto"/>
+            </w:pPr>
+            <w:r/>
+            <w:r>
+              <w:rPr>
+                <w:sz w:val="22"/>
+              </w:rPr>
+              <w:t>0:50</w:t>
+            </w:r>
+          </w:p>
+        </w:tc>
+      </w:tr>
+      <w:tr>
+        <w:tc>
+          <w:tcPr>
+            <w:tcW w:type="dxa" w:w="907"/>
+          </w:tcPr>
+          <w:p>
+            <w:pPr>
+              <w:spacing w:after="20" w:line="264" w:lineRule="auto"/>
+            </w:pPr>
+            <w:r/>
+            <w:r>
+              <w:rPr>
+                <w:sz w:val="22"/>
+              </w:rPr>
+              <w:t>13</w:t>
+            </w:r>
+          </w:p>
+        </w:tc>
+        <w:tc>
+          <w:tcPr>
+            <w:tcW w:type="dxa" w:w="6236"/>
+          </w:tcPr>
+          <w:p>
+            <w:pPr>
+              <w:spacing w:after="20" w:line="264" w:lineRule="auto"/>
+            </w:pPr>
+            <w:r/>
+            <w:r>
+              <w:rPr>
+                <w:sz w:val="22"/>
+              </w:rPr>
+              <w:t>Kết quả chính, kiểm định</w:t>
+            </w:r>
+          </w:p>
+        </w:tc>
+        <w:tc>
+          <w:tcPr>
+            <w:tcW w:type="dxa" w:w="1361"/>
+          </w:tcPr>
+          <w:p>
+            <w:pPr>
+              <w:spacing w:after="20" w:line="264" w:lineRule="auto"/>
+            </w:pPr>
+            <w:r/>
+            <w:r>
+              <w:rPr>
+                <w:sz w:val="22"/>
+              </w:rPr>
+              <w:t>1:30</w:t>
+            </w:r>
+          </w:p>
+        </w:tc>
+      </w:tr>
+      <w:tr>
+        <w:tc>
+          <w:tcPr>
+            <w:tcW w:type="dxa" w:w="907"/>
+          </w:tcPr>
+          <w:p>
+            <w:pPr>
+              <w:spacing w:after="20" w:line="264" w:lineRule="auto"/>
+            </w:pPr>
+            <w:r/>
+            <w:r>
+              <w:rPr>
+                <w:sz w:val="22"/>
+              </w:rPr>
+              <w:t>14</w:t>
+            </w:r>
+          </w:p>
+        </w:tc>
+        <w:tc>
+          <w:tcPr>
+            <w:tcW w:type="dxa" w:w="6236"/>
+          </w:tcPr>
+          <w:p>
+            <w:pPr>
+              <w:spacing w:after="20" w:line="264" w:lineRule="auto"/>
+            </w:pPr>
+            <w:r/>
+            <w:r>
+              <w:rPr>
+                <w:sz w:val="22"/>
+              </w:rPr>
+              <w:t>Vì sao: độ nhất quán của φ</w:t>
+            </w:r>
+          </w:p>
+        </w:tc>
+        <w:tc>
+          <w:tcPr>
+            <w:tcW w:type="dxa" w:w="1361"/>
+          </w:tcPr>
+          <w:p>
+            <w:pPr>
+              <w:spacing w:after="20" w:line="264" w:lineRule="auto"/>
+            </w:pPr>
+            <w:r/>
+            <w:r>
+              <w:rPr>
+                <w:sz w:val="22"/>
+              </w:rPr>
+              <w:t>1:20</w:t>
             </w:r>
           </w:p>
         </w:tc>
@@ -353,7 +883,60 @@
               <w:rPr>
                 <w:sz w:val="22"/>
               </w:rPr>
-              <w:t>Điều phối hỏi đáp</w:t>
+              <w:t>Kết luận H1–H3, ví dụ truy xuất</w:t>
+            </w:r>
+          </w:p>
+        </w:tc>
+        <w:tc>
+          <w:tcPr>
+            <w:tcW w:type="dxa" w:w="1361"/>
+          </w:tcPr>
+          <w:p>
+            <w:pPr>
+              <w:spacing w:after="20" w:line="264" w:lineRule="auto"/>
+            </w:pPr>
+            <w:r/>
+            <w:r>
+              <w:rPr>
+                <w:sz w:val="22"/>
+              </w:rPr>
+              <w:t>1:20</w:t>
+            </w:r>
+          </w:p>
+        </w:tc>
+      </w:tr>
+      <w:tr>
+        <w:tc>
+          <w:tcPr>
+            <w:tcW w:type="dxa" w:w="907"/>
+          </w:tcPr>
+          <w:p>
+            <w:pPr>
+              <w:spacing w:after="20" w:line="264" w:lineRule="auto"/>
+            </w:pPr>
+            <w:r/>
+            <w:r>
+              <w:rPr>
+                <w:sz w:val="22"/>
+              </w:rPr>
+              <w:t>16</w:t>
+            </w:r>
+          </w:p>
+        </w:tc>
+        <w:tc>
+          <w:tcPr>
+            <w:tcW w:type="dxa" w:w="6236"/>
+          </w:tcPr>
+          <w:p>
+            <w:pPr>
+              <w:spacing w:after="20" w:line="264" w:lineRule="auto"/>
+            </w:pPr>
+            <w:r/>
+            <w:r>
+              <w:rPr>
+                <w:sz w:val="22"/>
+              </w:rPr>
+              <w:t>Hỏi đáp</w:t>
             </w:r>
           </w:p>
         </w:tc>
@@ -1002,7 +1585,7 @@
         <w:t>Ngắt nghỉ sau kết luận chính</w:t>
       </w:r>
       <w:r>
-        <w:t xml:space="preserve"> (slide 12) trước khi chuyển sang phần giải thích nguyên nhân.</w:t>
+        <w:t xml:space="preserve"> (slide 13) trước khi chuyển sang phần giải thích nguyên nhân.</w:t>
       </w:r>
     </w:p>
     <w:p>
@@ -1129,7 +1712,7 @@
               <w:rPr>
                 <w:sz w:val="22"/>
               </w:rPr>
-              <w:t>Giới thiệu đề tài, giảng viên và 5 thành viên. Đề tài: tái hiện và cải tiến phương pháp LinCIR, chứng minh cải tiến bằng kiểm định thống kê.</w:t>
+              <w:t>Giới thiệu đề tài, giảng viên và 5 thành viên. Tâm trình bày, cả nhóm cùng trả lời câu hỏi.</w:t>
             </w:r>
           </w:p>
         </w:tc>
@@ -1182,7 +1765,7 @@
               <w:rPr>
                 <w:sz w:val="22"/>
               </w:rPr>
-              <w:t>Bài báo LinCIR (NAVER, CVPR 2024): bộ ba CIR gán nhãn tay đắt và nhỏ; Pic2Word, SEARLE cần ảnh khi huấn luyện và chỉ học câu mẫu cố định. LinCIR học mạng chiếu φ chỉ từ văn bản bằng Self-Masking Projection, thêm nhiễu để φ dùng được cho vector ảnh; tốt nhất trên 4 benchmark, huấn luyện nhanh hơn. Mã công khai nên nhóm dựng lại mã, tái hiện, chạy baseline, A, B, A+B trên Kaggle, kiểm định và phân tích. Nêu trước kết luận: B tốt hơn có ý nghĩa thống kê, A làm giảm hiệu năng.</w:t>
+              <w:t>Phân công: Tâm chuyển đổi mã nguồn và chạy thực nghiệm trên Kaggle; Trung làm cải tiến A và đường học; Tùng tái hiện và đối chiếu bài báo – mã nguồn; Dũng làm giao thức đánh giá, kiểm định và cải tiến B; Nou làm tổng quan lý thuyết, phân tích định tính và thiết kế slides. Tâm trình bày, khi hỏi đáp thành viên phụ trách trả lời phần của mình.</w:t>
             </w:r>
           </w:p>
         </w:tc>
@@ -1199,7 +1782,325 @@
               <w:rPr>
                 <w:sz w:val="22"/>
               </w:rPr>
-              <w:t>Nhanh hơn Pic2Word 6 lần, SEARLE 8,4 lần; kết quả nhóm: B tăng FashionIQ R@10 từ 25,90 lên 26,50, p = 0,006</w:t>
+              <w:t>—</w:t>
+            </w:r>
+          </w:p>
+        </w:tc>
+      </w:tr>
+      <w:tr>
+        <w:tc>
+          <w:tcPr>
+            <w:tcW w:type="dxa" w:w="680"/>
+          </w:tcPr>
+          <w:p>
+            <w:pPr>
+              <w:spacing w:after="20" w:line="264" w:lineRule="auto"/>
+            </w:pPr>
+            <w:r/>
+            <w:r>
+              <w:rPr>
+                <w:sz w:val="22"/>
+              </w:rPr>
+              <w:t>3</w:t>
+            </w:r>
+          </w:p>
+        </w:tc>
+        <w:tc>
+          <w:tcPr>
+            <w:tcW w:type="dxa" w:w="5102"/>
+          </w:tcPr>
+          <w:p>
+            <w:pPr>
+              <w:spacing w:after="20" w:line="264" w:lineRule="auto"/>
+            </w:pPr>
+            <w:r/>
+            <w:r>
+              <w:rPr>
+                <w:sz w:val="22"/>
+              </w:rPr>
+              <w:t>Truy vấn gồm một ảnh tham chiếu và một câu chỉ mô tả phần thay đổi; hệ thống phải tìm ảnh giữ đặc điểm của ảnh tham chiếu và áp dụng thay đổi. Bài báo LinCIR giải bài toán này mà không cần bộ ba gán nhãn. Câu hỏi của nhóm: sửa hàm mất mát (A) hoặc sửa nhiễu (B) có giúp LinCIR truy xuất tốt hơn không.</w:t>
+            </w:r>
+          </w:p>
+        </w:tc>
+        <w:tc>
+          <w:tcPr>
+            <w:tcW w:type="dxa" w:w="2721"/>
+          </w:tcPr>
+          <w:p>
+            <w:pPr>
+              <w:spacing w:after="20" w:line="264" w:lineRule="auto"/>
+            </w:pPr>
+            <w:r/>
+            <w:r>
+              <w:rPr>
+                <w:sz w:val="22"/>
+              </w:rPr>
+              <w:t>FashionIQ chỉ có 46,6 nghìn bộ ba gán nhãn, CIRR 28,8 nghìn</w:t>
+            </w:r>
+          </w:p>
+        </w:tc>
+      </w:tr>
+      <w:tr>
+        <w:tc>
+          <w:tcPr>
+            <w:tcW w:type="dxa" w:w="680"/>
+          </w:tcPr>
+          <w:p>
+            <w:pPr>
+              <w:spacing w:after="20" w:line="264" w:lineRule="auto"/>
+            </w:pPr>
+            <w:r/>
+            <w:r>
+              <w:rPr>
+                <w:sz w:val="22"/>
+              </w:rPr>
+              <w:t>4</w:t>
+            </w:r>
+          </w:p>
+        </w:tc>
+        <w:tc>
+          <w:tcPr>
+            <w:tcW w:type="dxa" w:w="5102"/>
+          </w:tcPr>
+          <w:p>
+            <w:pPr>
+              <w:spacing w:after="20" w:line="264" w:lineRule="auto"/>
+            </w:pPr>
+            <w:r/>
+            <w:r>
+              <w:rPr>
+                <w:sz w:val="22"/>
+              </w:rPr>
+              <w:t>CIR vẫn là truy xuất có xếp hạng như chương I. R@K là tỉ lệ truy vấn có ảnh đích trong K kết quả đầu, dùng cho FashionIQ (1 ảnh đúng). AP@K lấy Precision tại các vị trí có ảnh đúng, chia cho min(K, số ảnh đúng); mAP@K là trung bình trên các truy vấn, dùng cho CIRCO (nhiều ảnh đúng). Khác chương I: so khớp vector bằng cosine thay vì khớp từ. Mọi so sánh được kiểm định bootstrap và Wilcoxon theo từng truy vấn.</w:t>
+            </w:r>
+          </w:p>
+        </w:tc>
+        <w:tc>
+          <w:tcPr>
+            <w:tcW w:type="dxa" w:w="2721"/>
+          </w:tcPr>
+          <w:p>
+            <w:pPr>
+              <w:spacing w:after="20" w:line="264" w:lineRule="auto"/>
+            </w:pPr>
+            <w:r/>
+            <w:r>
+              <w:rPr>
+                <w:sz w:val="22"/>
+              </w:rPr>
+              <w:t>R@10 = 26 nghĩa là 26% số truy vấn có ảnh đích trong 10 kết quả đầu</w:t>
+            </w:r>
+          </w:p>
+        </w:tc>
+      </w:tr>
+      <w:tr>
+        <w:tc>
+          <w:tcPr>
+            <w:tcW w:type="dxa" w:w="680"/>
+          </w:tcPr>
+          <w:p>
+            <w:pPr>
+              <w:spacing w:after="20" w:line="264" w:lineRule="auto"/>
+            </w:pPr>
+            <w:r/>
+            <w:r>
+              <w:rPr>
+                <w:sz w:val="22"/>
+              </w:rPr>
+              <w:t>5</w:t>
+            </w:r>
+          </w:p>
+        </w:tc>
+        <w:tc>
+          <w:tcPr>
+            <w:tcW w:type="dxa" w:w="5102"/>
+          </w:tcPr>
+          <w:p>
+            <w:pPr>
+              <w:spacing w:after="20" w:line="264" w:lineRule="auto"/>
+            </w:pPr>
+            <w:r/>
+            <w:r>
+              <w:rPr>
+                <w:sz w:val="22"/>
+              </w:rPr>
+              <w:t>Ảnh tham chiếu qua bộ mã hóa ảnh rồi qua mạng chiếu φ thành một token giả [$], ghép vào câu “a photo of [$] that …”; bộ mã hóa văn bản tạo vector truy vấn để xếp hạng ảnh theo cosine. Chỉ cần học φ, CLIP giữ nguyên.</w:t>
+            </w:r>
+          </w:p>
+        </w:tc>
+        <w:tc>
+          <w:tcPr>
+            <w:tcW w:type="dxa" w:w="2721"/>
+          </w:tcPr>
+          <w:p>
+            <w:pPr>
+              <w:spacing w:after="20" w:line="264" w:lineRule="auto"/>
+            </w:pPr>
+            <w:r/>
+            <w:r>
+              <w:rPr>
+                <w:sz w:val="22"/>
+              </w:rPr>
+              <w:t>—</w:t>
+            </w:r>
+          </w:p>
+        </w:tc>
+      </w:tr>
+      <w:tr>
+        <w:tc>
+          <w:tcPr>
+            <w:tcW w:type="dxa" w:w="680"/>
+          </w:tcPr>
+          <w:p>
+            <w:pPr>
+              <w:spacing w:after="20" w:line="264" w:lineRule="auto"/>
+            </w:pPr>
+            <w:r/>
+            <w:r>
+              <w:rPr>
+                <w:sz w:val="22"/>
+              </w:rPr>
+              <w:t>6</w:t>
+            </w:r>
+          </w:p>
+        </w:tc>
+        <w:tc>
+          <w:tcPr>
+            <w:tcW w:type="dxa" w:w="5102"/>
+          </w:tcPr>
+          <w:p>
+            <w:pPr>
+              <w:spacing w:after="20" w:line="264" w:lineRule="auto"/>
+            </w:pPr>
+            <w:r/>
+            <w:r>
+              <w:rPr>
+                <w:sz w:val="22"/>
+              </w:rPr>
+              <w:t>Pic2Word và SEARLE học φ nhưng cần ảnh khi huấn luyện và chỉ học một câu mẫu cố định. LinCIR học φ chỉ từ văn bản bằng Self-Masking Projection và thêm nhiễu; bài báo đạt kết quả tốt nhất trên 4 bộ đánh giá, huấn luyện nhanh hơn và vượt cả phương pháp có giám sát trên FashionIQ.</w:t>
+            </w:r>
+          </w:p>
+        </w:tc>
+        <w:tc>
+          <w:tcPr>
+            <w:tcW w:type="dxa" w:w="2721"/>
+          </w:tcPr>
+          <w:p>
+            <w:pPr>
+              <w:spacing w:after="20" w:line="264" w:lineRule="auto"/>
+            </w:pPr>
+            <w:r/>
+            <w:r>
+              <w:rPr>
+                <w:sz w:val="22"/>
+              </w:rPr>
+              <w:t>Nhanh hơn Pic2Word 6 lần, SEARLE 8,4 lần với ViT-L</w:t>
+            </w:r>
+          </w:p>
+        </w:tc>
+      </w:tr>
+      <w:tr>
+        <w:tc>
+          <w:tcPr>
+            <w:tcW w:type="dxa" w:w="680"/>
+          </w:tcPr>
+          <w:p>
+            <w:pPr>
+              <w:spacing w:after="20" w:line="264" w:lineRule="auto"/>
+            </w:pPr>
+            <w:r/>
+            <w:r>
+              <w:rPr>
+                <w:sz w:val="22"/>
+              </w:rPr>
+              <w:t>7</w:t>
+            </w:r>
+          </w:p>
+        </w:tc>
+        <w:tc>
+          <w:tcPr>
+            <w:tcW w:type="dxa" w:w="5102"/>
+          </w:tcPr>
+          <w:p>
+            <w:pPr>
+              <w:spacing w:after="20" w:line="264" w:lineRule="auto"/>
+            </w:pPr>
+            <w:r/>
+            <w:r>
+              <w:rPr>
+                <w:sz w:val="22"/>
+              </w:rPr>
+              <w:t>Che tính từ, danh từ trong câu bằng [$], thay [$] bằng token do φ tạo từ chính câu gốc, rồi yêu cầu câu đã che có cùng vector với câu gốc (MSE). Ví dụ “gray cat sleeps on a pillow” thành “[$] sleeps on [$]”. Nhờ vậy [$] học được bản tóm tắt một từ của câu.</w:t>
+            </w:r>
+          </w:p>
+        </w:tc>
+        <w:tc>
+          <w:tcPr>
+            <w:tcW w:type="dxa" w:w="2721"/>
+          </w:tcPr>
+          <w:p>
+            <w:pPr>
+              <w:spacing w:after="20" w:line="264" w:lineRule="auto"/>
+            </w:pPr>
+            <w:r/>
+            <w:r>
+              <w:rPr>
+                <w:sz w:val="22"/>
+              </w:rPr>
+              <w:t>—</w:t>
+            </w:r>
+          </w:p>
+        </w:tc>
+      </w:tr>
+      <w:tr>
+        <w:tc>
+          <w:tcPr>
+            <w:tcW w:type="dxa" w:w="680"/>
+          </w:tcPr>
+          <w:p>
+            <w:pPr>
+              <w:spacing w:after="20" w:line="264" w:lineRule="auto"/>
+            </w:pPr>
+            <w:r/>
+            <w:r>
+              <w:rPr>
+                <w:sz w:val="22"/>
+              </w:rPr>
+              <w:t>8</w:t>
+            </w:r>
+          </w:p>
+        </w:tc>
+        <w:tc>
+          <w:tcPr>
+            <w:tcW w:type="dxa" w:w="5102"/>
+          </w:tcPr>
+          <w:p>
+            <w:pPr>
+              <w:spacing w:after="20" w:line="264" w:lineRule="auto"/>
+            </w:pPr>
+            <w:r/>
+            <w:r>
+              <w:rPr>
+                <w:sz w:val="22"/>
+              </w:rPr>
+              <w:t>Vector ảnh và vector văn bản của CLIP nằm ở hai vùng tách biệt. φ học trên văn bản nhưng khi suy luận nhận vector ảnh, nên LinCIR thêm nhiễu u · ε khi huấn luyện để φ chịu được độ lệch này.</w:t>
+            </w:r>
+          </w:p>
+        </w:tc>
+        <w:tc>
+          <w:tcPr>
+            <w:tcW w:type="dxa" w:w="2721"/>
+          </w:tcPr>
+          <w:p>
+            <w:pPr>
+              <w:spacing w:after="20" w:line="264" w:lineRule="auto"/>
+            </w:pPr>
+            <w:r/>
+            <w:r>
+              <w:rPr>
+                <w:sz w:val="22"/>
+              </w:rPr>
+              <w:t>Tâm hai vùng cách nhau 0,82; ảnh và chú thích của chính nó chỉ có cosine 0,26</w:t>
             </w:r>
           </w:p>
         </w:tc>
@@ -1235,7 +2136,7 @@
               <w:rPr>
                 <w:sz w:val="22"/>
               </w:rPr>
-              <w:t>Mã nguồn gốc không chạy với thư viện hiện tại. Nhóm viết lại phần mã hóa văn bản, sửa 4 lỗi và kiểm chứng kết quả trùng khớp với mô hình gốc.</w:t>
+              <w:t>Cải tiến A sửa hàm mất mát: MSE chỉ kéo câu đã che về câu gốc, không phạt khi nó cũng gần các câu khác, trong khi đánh giá là xếp hạng. Thêm InfoNCE với 511 câu khác trong batch làm mẫu âm. Giả thuyết H1: A tăng R@K, mAP@K so với baseline.</w:t>
             </w:r>
           </w:p>
         </w:tc>
@@ -1252,7 +2153,7 @@
               <w:rPr>
                 <w:sz w:val="22"/>
               </w:rPr>
-              <w:t>Sai lệch 0,00 so với CLIP gốc</w:t>
+              <w:t>Chi phí chỉ tăng 2% thời gian mỗi bước (1,474 so với 1,448 giây)</w:t>
             </w:r>
           </w:p>
         </w:tc>
@@ -1288,7 +2189,7 @@
               <w:rPr>
                 <w:sz w:val="22"/>
               </w:rPr>
-              <w:t>Mọi biến thể dùng cùng dữ liệu, cùng 5.000 bước, cùng siêu tham số và chạy 3 seed; chỉ khác đúng thành phần cải tiến. Nhóm khắc phục nghẽn nạp dữ liệu để kịp chạy trong hạn mức GPU.</w:t>
+              <w:t>Cải tiến B sửa nhiễu: nhiễu của LinCIR đều theo mọi hướng, không dịch về phía vùng ảnh. B cộng thêm 0,5 · Δ, với Δ là hiệu giữa tâm vector ảnh và tâm vector văn bản, tính trên COCO val2017 khác tập đánh giá. Giả thuyết H2: φ nhất quán hơn giữa ảnh và văn bản nên R@K, mAP@K tăng. H3: A và B sửa hai thành phần khác nhau nên A+B có thể cộng hưởng.</w:t>
             </w:r>
           </w:p>
         </w:tc>
@@ -1305,7 +2206,272 @@
               <w:rPr>
                 <w:sz w:val="22"/>
               </w:rPr>
-              <w:t>Tốc độ tăng 3,1 lần: 2,0 giờ mỗi lần chạy thay vì 6,2 giờ</w:t>
+              <w:t>Độ lớn của Δ là 13,87, tính trên 5.000 cặp ảnh – chú thích</w:t>
+            </w:r>
+          </w:p>
+        </w:tc>
+      </w:tr>
+      <w:tr>
+        <w:tc>
+          <w:tcPr>
+            <w:tcW w:type="dxa" w:w="680"/>
+          </w:tcPr>
+          <w:p>
+            <w:pPr>
+              <w:spacing w:after="20" w:line="264" w:lineRule="auto"/>
+            </w:pPr>
+            <w:r/>
+            <w:r>
+              <w:rPr>
+                <w:sz w:val="22"/>
+              </w:rPr>
+              <w:t>11</w:t>
+            </w:r>
+          </w:p>
+        </w:tc>
+        <w:tc>
+          <w:tcPr>
+            <w:tcW w:type="dxa" w:w="5102"/>
+          </w:tcPr>
+          <w:p>
+            <w:pPr>
+              <w:spacing w:after="20" w:line="264" w:lineRule="auto"/>
+            </w:pPr>
+            <w:r/>
+            <w:r>
+              <w:rPr>
+                <w:sz w:val="22"/>
+              </w:rPr>
+              <w:t>Mã gốc không chạy với thư viện hiện tại; nhóm viết lại encoder văn bản, thay tokenizer, sửa 4 lỗi và kiểm chứng sai lệch bằng 0. Thực nghiệm: 4 biến thể × 3 seed, 5.000 bước, chỉ khác thành phần cải tiến, chạy trên 2 GPU T4 của Kaggle.</w:t>
+            </w:r>
+          </w:p>
+        </w:tc>
+        <w:tc>
+          <w:tcPr>
+            <w:tcW w:type="dxa" w:w="2721"/>
+          </w:tcPr>
+          <w:p>
+            <w:pPr>
+              <w:spacing w:after="20" w:line="264" w:lineRule="auto"/>
+            </w:pPr>
+            <w:r/>
+            <w:r>
+              <w:rPr>
+                <w:sz w:val="22"/>
+              </w:rPr>
+              <w:t>Sai lệch 0,00 so với CLIP gốc; nạp dữ liệu nhanh gấp 3,1 lần</w:t>
+            </w:r>
+          </w:p>
+        </w:tc>
+      </w:tr>
+      <w:tr>
+        <w:tc>
+          <w:tcPr>
+            <w:tcW w:type="dxa" w:w="680"/>
+          </w:tcPr>
+          <w:p>
+            <w:pPr>
+              <w:spacing w:after="20" w:line="264" w:lineRule="auto"/>
+            </w:pPr>
+            <w:r/>
+            <w:r>
+              <w:rPr>
+                <w:sz w:val="22"/>
+              </w:rPr>
+              <w:t>12</w:t>
+            </w:r>
+          </w:p>
+        </w:tc>
+        <w:tc>
+          <w:tcPr>
+            <w:tcW w:type="dxa" w:w="5102"/>
+          </w:tcPr>
+          <w:p>
+            <w:pPr>
+              <w:spacing w:after="20" w:line="264" w:lineRule="auto"/>
+            </w:pPr>
+            <w:r/>
+            <w:r>
+              <w:rPr>
+                <w:sz w:val="22"/>
+              </w:rPr>
+              <w:t>Trước khi cải tiến, nhóm đánh giá lại checkpoint chính thức bằng mã đã chuyển đổi; kết quả khớp bài báo. Ba điểm bài báo khác mã nguồn; nhóm theo mã vì mã tạo ra số liệu công bố.</w:t>
+            </w:r>
+          </w:p>
+        </w:tc>
+        <w:tc>
+          <w:tcPr>
+            <w:tcW w:type="dxa" w:w="2721"/>
+          </w:tcPr>
+          <w:p>
+            <w:pPr>
+              <w:spacing w:after="20" w:line="264" w:lineRule="auto"/>
+            </w:pPr>
+            <w:r/>
+            <w:r>
+              <w:rPr>
+                <w:sz w:val="22"/>
+              </w:rPr>
+              <w:t>Lệch lớn nhất 0,77 điểm phần trăm</w:t>
+            </w:r>
+          </w:p>
+        </w:tc>
+      </w:tr>
+      <w:tr>
+        <w:tc>
+          <w:tcPr>
+            <w:tcW w:type="dxa" w:w="680"/>
+          </w:tcPr>
+          <w:p>
+            <w:pPr>
+              <w:spacing w:after="20" w:line="264" w:lineRule="auto"/>
+            </w:pPr>
+            <w:r/>
+            <w:r>
+              <w:rPr>
+                <w:sz w:val="22"/>
+              </w:rPr>
+              <w:t>13</w:t>
+            </w:r>
+          </w:p>
+        </w:tc>
+        <w:tc>
+          <w:tcPr>
+            <w:tcW w:type="dxa" w:w="5102"/>
+          </w:tcPr>
+          <w:p>
+            <w:pPr>
+              <w:spacing w:after="20" w:line="264" w:lineRule="auto"/>
+            </w:pPr>
+            <w:r/>
+            <w:r>
+              <w:rPr>
+                <w:sz w:val="22"/>
+              </w:rPr>
+              <w:t>So với baseline nhóm tự huấn luyện. B cao nhất ở mọi cột và tốt hơn có ý nghĩa thống kê; B 5.000 bước vượt cả checkpoint chính thức 20.000 bước. A và A+B kém hơn trên CIRCO.</w:t>
+            </w:r>
+          </w:p>
+        </w:tc>
+        <w:tc>
+          <w:tcPr>
+            <w:tcW w:type="dxa" w:w="2721"/>
+          </w:tcPr>
+          <w:p>
+            <w:pPr>
+              <w:spacing w:after="20" w:line="264" w:lineRule="auto"/>
+            </w:pPr>
+            <w:r/>
+            <w:r>
+              <w:rPr>
+                <w:sz w:val="22"/>
+              </w:rPr>
+              <w:t>B tăng 0,60 điểm R@10 (thêm khoảng 6 truy vấn đúng trên 1.000), p = 0,006</w:t>
+            </w:r>
+          </w:p>
+        </w:tc>
+      </w:tr>
+      <w:tr>
+        <w:tc>
+          <w:tcPr>
+            <w:tcW w:type="dxa" w:w="680"/>
+          </w:tcPr>
+          <w:p>
+            <w:pPr>
+              <w:spacing w:after="20" w:line="264" w:lineRule="auto"/>
+            </w:pPr>
+            <w:r/>
+            <w:r>
+              <w:rPr>
+                <w:sz w:val="22"/>
+              </w:rPr>
+              <w:t>14</w:t>
+            </w:r>
+          </w:p>
+        </w:tc>
+        <w:tc>
+          <w:tcPr>
+            <w:tcW w:type="dxa" w:w="5102"/>
+          </w:tcPr>
+          <w:p>
+            <w:pPr>
+              <w:spacing w:after="20" w:line="264" w:lineRule="auto"/>
+            </w:pPr>
+            <w:r/>
+            <w:r>
+              <w:rPr>
+                <w:sz w:val="22"/>
+              </w:rPr>
+              <w:t>Đo độ tương đồng giữa đầu ra của φ khi nhận ảnh và khi nhận văn bản của cùng một cặp; thứ tự trùng với thứ tự CIRCO mAP@5. InfoNCE buộc [$] mang đặc trưng phân biệt các câu, không chuyển được sang ảnh. A thấp hơn baseline ở mọi mốc huấn luyện.</w:t>
+            </w:r>
+          </w:p>
+        </w:tc>
+        <w:tc>
+          <w:tcPr>
+            <w:tcW w:type="dxa" w:w="2721"/>
+          </w:tcPr>
+          <w:p>
+            <w:pPr>
+              <w:spacing w:after="20" w:line="264" w:lineRule="auto"/>
+            </w:pPr>
+            <w:r/>
+            <w:r>
+              <w:rPr>
+                <w:sz w:val="22"/>
+              </w:rPr>
+              <w:t>B 0,84, baseline 0,80, A 0,64</w:t>
+            </w:r>
+          </w:p>
+        </w:tc>
+      </w:tr>
+      <w:tr>
+        <w:tc>
+          <w:tcPr>
+            <w:tcW w:type="dxa" w:w="680"/>
+          </w:tcPr>
+          <w:p>
+            <w:pPr>
+              <w:spacing w:after="20" w:line="264" w:lineRule="auto"/>
+            </w:pPr>
+            <w:r/>
+            <w:r>
+              <w:rPr>
+                <w:sz w:val="22"/>
+              </w:rPr>
+              <w:t>15</w:t>
+            </w:r>
+          </w:p>
+        </w:tc>
+        <w:tc>
+          <w:tcPr>
+            <w:tcW w:type="dxa" w:w="5102"/>
+          </w:tcPr>
+          <w:p>
+            <w:pPr>
+              <w:spacing w:after="20" w:line="264" w:lineRule="auto"/>
+            </w:pPr>
+            <w:r/>
+            <w:r>
+              <w:rPr>
+                <w:sz w:val="22"/>
+              </w:rPr>
+              <w:t>Ví dụ: B xếp đúng ảnh đích ở hạng 1, baseline thì không. Kết luận: H2 được ủng hộ, H1 và H3 bị bác bỏ; chất lượng phụ thuộc chủ yếu vào việc φ xử lý ảnh nhất quán với văn bản. Hạn chế: 5.000 bước, chưa quét λ, α, chưa có CIRR.</w:t>
+            </w:r>
+          </w:p>
+        </w:tc>
+        <w:tc>
+          <w:tcPr>
+            <w:tcW w:type="dxa" w:w="2721"/>
+          </w:tcPr>
+          <w:p>
+            <w:pPr>
+              <w:spacing w:after="20" w:line="264" w:lineRule="auto"/>
+            </w:pPr>
+            <w:r/>
+            <w:r>
+              <w:rPr>
+                <w:sz w:val="22"/>
+              </w:rPr>
+              <w:t>CIRCO mAP@5: B 10,94, A 8,02</w:t>
             </w:r>
           </w:p>
         </w:tc>
@@ -4011,7 +5177,7 @@
               <w:rPr>
                 <w:sz w:val="22"/>
               </w:rPr>
-              <w:t>Giới thiệu đề tài, môn học, giảng viên và 5 thành viên (khoảng 20 giây).</w:t>
+              <w:t>Giới thiệu đề tài, môn học, giảng viên và 5 thành viên; nói rõ Tâm trình bày, cả nhóm cùng trả lời câu hỏi.</w:t>
             </w:r>
           </w:p>
         </w:tc>
@@ -4047,7 +5213,223 @@
               <w:rPr>
                 <w:sz w:val="22"/>
               </w:rPr>
-              <w:t>Tóm tắt bài báo: tác giả, hội nghị; vấn đề (bộ ba đắt, Pic2Word/SEARLE cần ảnh và câu mẫu cố định); ý tưởng (Self-Masking Projection chỉ dùng văn bản, nhiễu u·ε cho modality gap); kết quả bài báo (tốt nhất 4 benchmark, nhanh hơn Pic2Word 6 lần, SEARLE 8,4 lần). Mã nguồn công khai là cơ sở để nhóm dựng lại, tái hiện, cải tiến. Dòng cuối là lộ trình của nhóm; nêu trước kết luận chính: B tốt hơn có ý nghĩa thống kê (FashionIQ R@10 +0,60, p = 0,006), A làm giảm hiệu năng (CIRCO mAP@5 −2,45). Chuyển sang Nou: bài toán CIR.</w:t>
+              <w:t>Đọc bảng phân công: mỗi thành viên phụ trách một phần (Tâm: mã nguồn, Kaggle; Trung: cải tiến A, đường học; Tùng: tái hiện; Dũng: đánh giá, kiểm định, cải tiến B; Nou: lý thuyết, định tính, slides). Nói rõ khi hỏi đáp sẽ mời người phụ trách trả lời.</w:t>
+            </w:r>
+          </w:p>
+        </w:tc>
+      </w:tr>
+      <w:tr>
+        <w:tc>
+          <w:tcPr>
+            <w:tcW w:type="dxa" w:w="907"/>
+          </w:tcPr>
+          <w:p>
+            <w:pPr>
+              <w:spacing w:after="20" w:line="264" w:lineRule="auto"/>
+            </w:pPr>
+            <w:r/>
+            <w:r>
+              <w:rPr>
+                <w:sz w:val="22"/>
+              </w:rPr>
+              <w:t>3</w:t>
+            </w:r>
+          </w:p>
+        </w:tc>
+        <w:tc>
+          <w:tcPr>
+            <w:tcW w:type="dxa" w:w="7597"/>
+          </w:tcPr>
+          <w:p>
+            <w:pPr>
+              <w:spacing w:after="20" w:line="264" w:lineRule="auto"/>
+            </w:pPr>
+            <w:r/>
+            <w:r>
+              <w:rPr>
+                <w:sz w:val="22"/>
+              </w:rPr>
+              <w:t>Bài toán CIR qua ví dụ chiếc váy: ảnh tham chiếu + câu “is shiny and silver with shorter sleeves” → ảnh đích; câu chỉ mô tả phần thay đổi. Bộ ba gán nhãn đắt và ít (46,6 nghìn, 28,8 nghìn) nên cần zero-shot. Bài báo LinCIR giải bài toán này chỉ bằng văn bản. Nêu câu hỏi của nhóm: sửa hàm mất mát (A) hay sửa nhiễu (B) có giúp LinCIR tốt hơn không.</w:t>
+            </w:r>
+          </w:p>
+        </w:tc>
+      </w:tr>
+      <w:tr>
+        <w:tc>
+          <w:tcPr>
+            <w:tcW w:type="dxa" w:w="907"/>
+          </w:tcPr>
+          <w:p>
+            <w:pPr>
+              <w:spacing w:after="20" w:line="264" w:lineRule="auto"/>
+            </w:pPr>
+            <w:r/>
+            <w:r>
+              <w:rPr>
+                <w:sz w:val="22"/>
+              </w:rPr>
+              <w:t>4</w:t>
+            </w:r>
+          </w:p>
+        </w:tc>
+        <w:tc>
+          <w:tcPr>
+            <w:tcW w:type="dxa" w:w="7597"/>
+          </w:tcPr>
+          <w:p>
+            <w:pPr>
+              <w:spacing w:after="20" w:line="264" w:lineRule="auto"/>
+            </w:pPr>
+            <w:r/>
+            <w:r>
+              <w:rPr>
+                <w:sz w:val="22"/>
+              </w:rPr>
+              <w:t>Liên hệ chương I: CIR vẫn là truy xuất có xếp hạng. R@K = tỉ lệ truy vấn có ảnh đích trong K kết quả đầu (FashionIQ, 1 ảnh đúng). AP@K = Σ P@k·rel(k) / min(K, số ảnh đúng), mAP@K = trung bình trên truy vấn (CIRCO, nhiều ảnh đúng). Khác chương I: so khớp vector bằng cosine thay vì khớp từ. Giao thức: FashionIQ val, CIRCO val, kiểm định bootstrap và Wilcoxon theo từng truy vấn.</w:t>
+            </w:r>
+          </w:p>
+        </w:tc>
+      </w:tr>
+      <w:tr>
+        <w:tc>
+          <w:tcPr>
+            <w:tcW w:type="dxa" w:w="907"/>
+          </w:tcPr>
+          <w:p>
+            <w:pPr>
+              <w:spacing w:after="20" w:line="264" w:lineRule="auto"/>
+            </w:pPr>
+            <w:r/>
+            <w:r>
+              <w:rPr>
+                <w:sz w:val="22"/>
+              </w:rPr>
+              <w:t>5</w:t>
+            </w:r>
+          </w:p>
+        </w:tc>
+        <w:tc>
+          <w:tcPr>
+            <w:tcW w:type="dxa" w:w="7597"/>
+          </w:tcPr>
+          <w:p>
+            <w:pPr>
+              <w:spacing w:after="20" w:line="264" w:lineRule="auto"/>
+            </w:pPr>
+            <w:r/>
+            <w:r>
+              <w:rPr>
+                <w:sz w:val="22"/>
+              </w:rPr>
+              <w:t>Ý tưởng chung của ZS-CIR dùng token giả: ảnh tham chiếu → bộ mã hóa ảnh → φ → token [$]; ghép vào “a photo of [$] that …” → bộ mã hóa văn bản → vector truy vấn → xếp hạng theo cosine. Chỉ học φ, CLIP giữ nguyên. Lần đầu nói: “ký hiệu đô-la trong ngoặc vuông là token giả”.</w:t>
+            </w:r>
+          </w:p>
+        </w:tc>
+      </w:tr>
+      <w:tr>
+        <w:tc>
+          <w:tcPr>
+            <w:tcW w:type="dxa" w:w="907"/>
+          </w:tcPr>
+          <w:p>
+            <w:pPr>
+              <w:spacing w:after="20" w:line="264" w:lineRule="auto"/>
+            </w:pPr>
+            <w:r/>
+            <w:r>
+              <w:rPr>
+                <w:sz w:val="22"/>
+              </w:rPr>
+              <w:t>6</w:t>
+            </w:r>
+          </w:p>
+        </w:tc>
+        <w:tc>
+          <w:tcPr>
+            <w:tcW w:type="dxa" w:w="7597"/>
+          </w:tcPr>
+          <w:p>
+            <w:pPr>
+              <w:spacing w:after="20" w:line="264" w:lineRule="auto"/>
+            </w:pPr>
+            <w:r/>
+            <w:r>
+              <w:rPr>
+                <w:sz w:val="22"/>
+              </w:rPr>
+              <w:t>Tóm tắt bài báo (Gu et al., NAVER, CVPR 2024). Vấn đề: Pic2Word, SEARLE cần ảnh khi huấn luyện, chỉ học câu mẫu cố định. Ý tưởng: Self-Masking Projection học φ chỉ từ văn bản, thêm nhiễu cho modality gap. Kết quả bài báo: tốt nhất 4 bộ đánh giá, nhanh hơn Pic2Word 6 lần, SEARLE 8,4 lần, vượt phương pháp có giám sát trên FashionIQ. Chuyển sang hai thành phần.</w:t>
+            </w:r>
+          </w:p>
+        </w:tc>
+      </w:tr>
+      <w:tr>
+        <w:tc>
+          <w:tcPr>
+            <w:tcW w:type="dxa" w:w="907"/>
+          </w:tcPr>
+          <w:p>
+            <w:pPr>
+              <w:spacing w:after="20" w:line="264" w:lineRule="auto"/>
+            </w:pPr>
+            <w:r/>
+            <w:r>
+              <w:rPr>
+                <w:sz w:val="22"/>
+              </w:rPr>
+              <w:t>7</w:t>
+            </w:r>
+          </w:p>
+        </w:tc>
+        <w:tc>
+          <w:tcPr>
+            <w:tcW w:type="dxa" w:w="7597"/>
+          </w:tcPr>
+          <w:p>
+            <w:pPr>
+              <w:spacing w:after="20" w:line="264" w:lineRule="auto"/>
+            </w:pPr>
+            <w:r/>
+            <w:r>
+              <w:rPr>
+                <w:sz w:val="22"/>
+              </w:rPr>
+              <w:t>SMP: câu x_c → z_c; φ(z_c) → token ê_c; che tính từ và danh từ bằng [$], thay [$] bằng ê_c, mã hóa lại được ẑ_c; huấn luyện φ để ẑ_c gần z_c (MSE). Ví dụ “gray cat sleeps on a pillow” → “[$] sleeps on [$]”: [$] học bản tóm tắt một từ của câu.</w:t>
+            </w:r>
+          </w:p>
+        </w:tc>
+      </w:tr>
+      <w:tr>
+        <w:tc>
+          <w:tcPr>
+            <w:tcW w:type="dxa" w:w="907"/>
+          </w:tcPr>
+          <w:p>
+            <w:pPr>
+              <w:spacing w:after="20" w:line="264" w:lineRule="auto"/>
+            </w:pPr>
+            <w:r/>
+            <w:r>
+              <w:rPr>
+                <w:sz w:val="22"/>
+              </w:rPr>
+              <w:t>8</w:t>
+            </w:r>
+          </w:p>
+        </w:tc>
+        <w:tc>
+          <w:tcPr>
+            <w:tcW w:type="dxa" w:w="7597"/>
+          </w:tcPr>
+          <w:p>
+            <w:pPr>
+              <w:spacing w:after="20" w:line="264" w:lineRule="auto"/>
+            </w:pPr>
+            <w:r/>
+            <w:r>
+              <w:rPr>
+                <w:sz w:val="22"/>
+              </w:rPr>
+              <w:t>Modality gap: tâm ảnh và tâm văn bản cách nhau 0,82; ảnh và chú thích của chính nó chỉ có cosine 0,26. φ học trên văn bản nhưng suy luận nhận vector ảnh, nên LinCIR thêm nhiễu u·ε, u ~ U(0,1), ε ~ N(0,I), để φ chịu được độ lệch. Đây là thành phần B sẽ sửa.</w:t>
             </w:r>
           </w:p>
         </w:tc>
@@ -4083,7 +5465,7 @@
               <w:rPr>
                 <w:sz w:val="22"/>
               </w:rPr>
-              <w:t>Mã gốc viết cho transformers 4.34, không chạy trên môi trường hiện tại. Nhóm viết lại encoder từ các mô-đun con, thay tokenizer và sửa 4 lỗi. Bằng chứng: sai lệch 0 so với CLIP gốc, checkpoint chính thức nạp khớp, kết quả khớp bài báo. Nêu 3 điểm khác giữa bài báo và mã nguồn để giải thích vì sao baseline theo mã.</w:t>
+              <w:t>Cải tiến A sửa hàm mất mát: MSE chỉ kéo câu đã che về câu gốc, không phạt khi nó cũng gần câu khác, trong khi đánh giá là xếp hạng. L = L_SMP + 0,5·InfoNCE, 511 mẫu âm trong batch, τ = 0,07; chi phí +2%/bước. Giả thuyết H1: A tăng R@K, mAP@K. Chưa nói kết quả.</w:t>
             </w:r>
           </w:p>
         </w:tc>
@@ -4119,7 +5501,151 @@
               <w:rPr>
                 <w:sz w:val="22"/>
               </w:rPr>
-              <w:t>Thiết lập: Kaggle 2 × T4; mỗi biến thể 3 seed, 5.000 bước, cùng siêu tham số, checkpoint bước cuối; FashionIQ + CIRCO. Nêu hai vấn đề vận hành và cách giải: giới hạn 12 giờ/30 giờ (lập lịch có ước lượng thời gian), nghẽn CPU (spaCy theo lô, ×3,1, kết quả giống hệt).</w:t>
+              <w:t>Cải tiến B sửa nhiễu: u·ε đều theo mọi hướng, không dịch về phía vùng ảnh. n = 0,5·Δ + u·ε, Δ = tâm ảnh − tâm văn bản trên 5.000 cặp COCO val2017 (‖Δ‖ = 13,87), khác tập đánh giá nên không rò rỉ. H2: φ nhất quán hơn giữa ảnh và văn bản nên R@K, mAP@K tăng. H3: A+B sửa hai thành phần khác nhau nên có thể cộng hưởng.</w:t>
+            </w:r>
+          </w:p>
+        </w:tc>
+      </w:tr>
+      <w:tr>
+        <w:tc>
+          <w:tcPr>
+            <w:tcW w:type="dxa" w:w="907"/>
+          </w:tcPr>
+          <w:p>
+            <w:pPr>
+              <w:spacing w:after="20" w:line="264" w:lineRule="auto"/>
+            </w:pPr>
+            <w:r/>
+            <w:r>
+              <w:rPr>
+                <w:sz w:val="22"/>
+              </w:rPr>
+              <w:t>11</w:t>
+            </w:r>
+          </w:p>
+        </w:tc>
+        <w:tc>
+          <w:tcPr>
+            <w:tcW w:type="dxa" w:w="7597"/>
+          </w:tcPr>
+          <w:p>
+            <w:pPr>
+              <w:spacing w:after="20" w:line="264" w:lineRule="auto"/>
+            </w:pPr>
+            <w:r/>
+            <w:r>
+              <w:rPr>
+                <w:sz w:val="22"/>
+              </w:rPr>
+              <w:t>Mã gốc viết cho transformers 4.34: viết lại encoder văn bản, thay tokenizer, sửa 4 lỗi; sai lệch 0,00 với CLIP gốc trên ViT-B/32 và ViT-L/14. Thực nghiệm: baseline, A, B, A+B × 3 seed, 5.000 bước, chỉ khác thành phần cải tiến; 2 GPU T4 trên Kaggle (12 giờ/phiên, 30 giờ/tuần); nạp dữ liệu nhanh gấp 3,1 lần, kết quả giống hệt.</w:t>
+            </w:r>
+          </w:p>
+        </w:tc>
+      </w:tr>
+      <w:tr>
+        <w:tc>
+          <w:tcPr>
+            <w:tcW w:type="dxa" w:w="907"/>
+          </w:tcPr>
+          <w:p>
+            <w:pPr>
+              <w:spacing w:after="20" w:line="264" w:lineRule="auto"/>
+            </w:pPr>
+            <w:r/>
+            <w:r>
+              <w:rPr>
+                <w:sz w:val="22"/>
+              </w:rPr>
+              <w:t>12</w:t>
+            </w:r>
+          </w:p>
+        </w:tc>
+        <w:tc>
+          <w:tcPr>
+            <w:tcW w:type="dxa" w:w="7597"/>
+          </w:tcPr>
+          <w:p>
+            <w:pPr>
+              <w:spacing w:after="20" w:line="264" w:lineRule="auto"/>
+            </w:pPr>
+            <w:r/>
+            <w:r>
+              <w:rPr>
+                <w:sz w:val="22"/>
+              </w:rPr>
+              <w:t>Đánh giá checkpoint chính thức bằng mã đã chuyển đổi: lệch tối đa 0,77 điểm, R@10 trung bình 26,35 so với 26,28 của bài báo. Ba khác biệt: φ không có LayerNorm, thêm prompt Midjourney, từ khóa gồm cả mạo từ; nhóm theo mã vì mã tạo ra số liệu công bố.</w:t>
+            </w:r>
+          </w:p>
+        </w:tc>
+      </w:tr>
+      <w:tr>
+        <w:tc>
+          <w:tcPr>
+            <w:tcW w:type="dxa" w:w="907"/>
+          </w:tcPr>
+          <w:p>
+            <w:pPr>
+              <w:spacing w:after="20" w:line="264" w:lineRule="auto"/>
+            </w:pPr>
+            <w:r/>
+            <w:r>
+              <w:rPr>
+                <w:sz w:val="22"/>
+              </w:rPr>
+              <w:t>13</w:t>
+            </w:r>
+          </w:p>
+        </w:tc>
+        <w:tc>
+          <w:tcPr>
+            <w:tcW w:type="dxa" w:w="7597"/>
+          </w:tcPr>
+          <w:p>
+            <w:pPr>
+              <w:spacing w:after="20" w:line="264" w:lineRule="auto"/>
+            </w:pPr>
+            <w:r/>
+            <w:r>
+              <w:rPr>
+                <w:sz w:val="22"/>
+              </w:rPr>
+              <w:t>So với baseline nhóm tự huấn luyện, không so với bài báo. B cao nhất ở mọi cột: R@10 +0,60 (p = 0,006), R@50 +1,27 (p &lt; 0,001); B 5.000 bước vượt checkpoint chính thức 20.000 bước. A và A+B kém hơn trên CIRCO, khoảng tin cậy nằm dưới 0. Độ lệch chuẩn qua seed nhỏ (≤ 0,5).</w:t>
+            </w:r>
+          </w:p>
+        </w:tc>
+      </w:tr>
+      <w:tr>
+        <w:tc>
+          <w:tcPr>
+            <w:tcW w:type="dxa" w:w="907"/>
+          </w:tcPr>
+          <w:p>
+            <w:pPr>
+              <w:spacing w:after="20" w:line="264" w:lineRule="auto"/>
+            </w:pPr>
+            <w:r/>
+            <w:r>
+              <w:rPr>
+                <w:sz w:val="22"/>
+              </w:rPr>
+              <w:t>14</w:t>
+            </w:r>
+          </w:p>
+        </w:tc>
+        <w:tc>
+          <w:tcPr>
+            <w:tcW w:type="dxa" w:w="7597"/>
+          </w:tcPr>
+          <w:p>
+            <w:pPr>
+              <w:spacing w:after="20" w:line="264" w:lineRule="auto"/>
+            </w:pPr>
+            <w:r/>
+            <w:r>
+              <w:rPr>
+                <w:sz w:val="22"/>
+              </w:rPr>
+              <w:t>Cosine giữa φ(ảnh) và φ(văn bản) của cùng cặp: B 0,84 &gt; chính thức 0,81 &gt; baseline 0,80 &gt; A+B 0,69 &gt; A 0,64, trùng thứ tự CIRCO mAP@5. InfoNCE buộc [$] mang đặc trưng phân biệt câu văn bản, không chuyển được sang ảnh. Đường học: A thấp hơn baseline ở mọi mốc.</w:t>
             </w:r>
           </w:p>
         </w:tc>
@@ -4155,7 +5681,43 @@
               <w:rPr>
                 <w:sz w:val="22"/>
               </w:rPr>
-              <w:t>Mời câu hỏi; nghe hết câu hỏi rồi chuyển cho đúng người: phương pháp, cải tiến A → Trung; tái hiện, bảng kết quả → Tùng; độ đo, kiểm định, cải tiến B, cơ chế → Dũng; bài toán, lý thuyết, ví dụ định tính → Nou; mã nguồn, Kaggle, thiết lập → Tâm.</w:t>
+              <w:t>Ví dụ FashionIQ: B xếp đúng ảnh đích hạng 1; nhiều ảnh trong top-5 đúng phần lớn yêu cầu nhưng không được gán nhãn (âm tính giả). Kết luận: H2 được ủng hộ, H1 và H3 bị bác bỏ. Đóng góp: dựng lại mã, tái hiện, hai cải tiến, kiểm định, phân tích cơ chế. Hạn chế: 5.000 bước, chưa quét λ, α, chưa có CIRR, CIRCO test; hướng C theo IDF.</w:t>
+            </w:r>
+          </w:p>
+        </w:tc>
+      </w:tr>
+      <w:tr>
+        <w:tc>
+          <w:tcPr>
+            <w:tcW w:type="dxa" w:w="907"/>
+          </w:tcPr>
+          <w:p>
+            <w:pPr>
+              <w:spacing w:after="20" w:line="264" w:lineRule="auto"/>
+            </w:pPr>
+            <w:r/>
+            <w:r>
+              <w:rPr>
+                <w:sz w:val="22"/>
+              </w:rPr>
+              <w:t>16</w:t>
+            </w:r>
+          </w:p>
+        </w:tc>
+        <w:tc>
+          <w:tcPr>
+            <w:tcW w:type="dxa" w:w="7597"/>
+          </w:tcPr>
+          <w:p>
+            <w:pPr>
+              <w:spacing w:after="20" w:line="264" w:lineRule="auto"/>
+            </w:pPr>
+            <w:r/>
+            <w:r>
+              <w:rPr>
+                <w:sz w:val="22"/>
+              </w:rPr>
+              <w:t>Mời câu hỏi; nghe hết câu hỏi rồi trả lời hoặc mời người phụ trách: phương pháp, cải tiến A → Trung; tái hiện, bảng kết quả → Tùng; độ đo, kiểm định, cải tiến B, cơ chế → Dũng; bài toán, lý thuyết, ví dụ định tính → Nou; mã nguồn, Kaggle → Tâm.</w:t>
             </w:r>
           </w:p>
         </w:tc>
@@ -4224,7 +5786,7 @@
         <w:ind w:left="340"/>
       </w:pPr>
       <w:r>
-        <w:t>→ 20.000 bước trên T4 ≈ 13 giờ/run, vượt giới hạn phiên 12 giờ và hạn mức tuần. Mọi biến thể cùng 5.000 bước nên so sánh vẫn công bằng; số tuyệt đối có thể thấp hơn checkpoint 20.000 bước. Đường học (Trung trình bày): R@10 chỉ tăng 0,25 điểm từ 4.000 đến 5.000 bước; baseline 5.000 bước kém checkpoint 20.000 bước 0,45 điểm R@10 và gần bằng trên CIRCO (10,47 so với 10,50).</w:t>
+        <w:t>→ 20.000 bước trên T4 ≈ 13 giờ/run, vượt giới hạn phiên 12 giờ và hạn mức tuần. Mọi biến thể cùng 5.000 bước nên so sánh vẫn công bằng; số tuyệt đối có thể thấp hơn checkpoint 20.000 bước. Đường học (slide 14, Trung phân tích): R@10 chỉ tăng 0,25 điểm từ 4.000 đến 5.000 bước; baseline 5.000 bước kém checkpoint 20.000 bước 0,45 điểm R@10 và gần bằng trên CIRCO (10,47 so với 10,50).</w:t>
       </w:r>
     </w:p>
     <w:p>
@@ -4356,7 +5918,7 @@
         <w:pStyle w:val="ListBullet"/>
       </w:pPr>
       <w:r>
-        <w:t>Báo cáo: chương 1, mục 3.1, 3.5, 5.1, 5.3; docs/decisions.md</w:t>
+        <w:t>Báo cáo: toàn bộ chương 1–6 (trình bày tất cả các phần); docs/decisions.md</w:t>
       </w:r>
     </w:p>
     <w:p>
@@ -4380,7 +5942,7 @@
         <w:pStyle w:val="ListBullet"/>
       </w:pPr>
       <w:r>
-        <w:t>README.md: bảng kết quả cần nhớ (để nêu kết luận chính ở slide 2)</w:t>
+        <w:t>README.md: bảng kết quả cần nhớ (nắm chắc trước khi trình bày slide 13–15)</w:t>
       </w:r>
     </w:p>
     <w:sectPr>

--- a/docs/study/HuongDan_Tam.docx
+++ b/docs/study/HuongDan_Tam.docx
@@ -141,7 +141,7 @@
               <w:rPr>
                 <w:sz w:val="22"/>
               </w:rPr>
-              <w:t>Bìa, giới thiệu nhóm</w:t>
+              <w:t>Bìa, giới thiệu và tóm tắt dễ hiểu</w:t>
             </w:r>
           </w:p>
         </w:tc>
@@ -158,7 +158,7 @@
               <w:rPr>
                 <w:sz w:val="22"/>
               </w:rPr>
-              <w:t>0:20</w:t>
+              <w:t>1:10</w:t>
             </w:r>
           </w:p>
         </w:tc>
@@ -969,6 +969,323 @@
       </w:r>
     </w:p>
     <w:p>
+      <w:pPr>
+        <w:pStyle w:val="Heading2"/>
+      </w:pPr>
+      <w:r>
+        <w:t>Tóm tắt dễ hiểu (đọc đầu tiên)</w:t>
+      </w:r>
+    </w:p>
+    <w:p>
+      <w:pPr>
+        <w:pStyle w:val="Heading3"/>
+      </w:pPr>
+      <w:r>
+        <w:t>Bài báo nói về điều gì</w:t>
+      </w:r>
+    </w:p>
+    <w:p>
+      <w:r>
+        <w:rPr>
+          <w:b/>
+        </w:rPr>
+        <w:t>Bài toán.</w:t>
+      </w:r>
+      <w:r>
+        <w:t xml:space="preserve"> Bạn đang xem ảnh một chiếc váy hoa màu xanh trên trang bán hàng. Bạn muốn tìm một chiếc gần giống nhưng có thêm vài thay đổi, và gõ: "màu bạc, bóng hơn, tay ngắn hơn". Hệ thống phải tìm trong hàng chục nghìn ảnh ra chiếc váy vừa giữ kiểu dáng của ảnh ban đầu, vừa có đúng các thay đổi đó. Bài toán tìm kiếm bằng một ảnh kèm một câu mô tả thay đổi như vậy gọi là </w:t>
+      </w:r>
+      <w:r>
+        <w:rPr>
+          <w:b/>
+        </w:rPr>
+        <w:t>truy xuất ảnh kết hợp</w:t>
+      </w:r>
+      <w:r>
+        <w:t>.</w:t>
+      </w:r>
+    </w:p>
+    <w:p>
+      <w:r>
+        <w:t>Bài toán này khó vì câu "màu bạc, tay ngắn hơn" không tự mô tả được chiếc váy cần tìm. Nó chỉ có nghĩa khi đặt cạnh ảnh ban đầu. Hệ thống phải hiểu cả ảnh lẫn câu cùng lúc.</w:t>
+      </w:r>
+    </w:p>
+    <w:p>
+      <w:r>
+        <w:rPr>
+          <w:b/>
+        </w:rPr>
+        <w:t>Cách làm cũ và chỗ tốn kém.</w:t>
+      </w:r>
+      <w:r>
+        <w:t xml:space="preserve"> Cách đơn giản là thuê người tạo dữ liệu mẫu: mỗi mẫu gồm ảnh ban đầu, câu mô tả thay đổi và ảnh đúng cần tìm. Việc này rất tốn công, nên bộ dữ liệu lớn nhất cũng chỉ có khoảng 46 nghìn mẫu. Mô hình học từ dữ liệu thời trang thì cũng chỉ dùng tốt cho thời trang.</w:t>
+      </w:r>
+    </w:p>
+    <w:p>
+      <w:r>
+        <w:t>Một số phương pháp gần đây tránh được việc thuê người gán nhãn. Ý tưởng chung là đổi ảnh ban đầu thành một "từ đặc biệt", rồi ghép từ đó vào câu tìm kiếm, ví dụ: "ảnh của [từ đặc biệt], màu bạc, tay ngắn hơn". Một mô hình có sẵn tên CLIP, vốn đã được huấn luyện trên hàng trăm triệu cặp ảnh và câu, sẽ biến câu này thành con số rồi so với từng ảnh trong kho. Chỉ cần dạy một mạng nhỏ (gọi là φ) cách đổi ảnh thành từ đặc biệt.</w:t>
+      </w:r>
+    </w:p>
+    <w:p>
+      <w:r>
+        <w:t>Tuy vậy, các phương pháp trước vẫn dùng ảnh khi dạy mạng φ. Việc này nặng: bộ ảnh huấn luyện chiếm khoảng 430 GB, trong khi phần chữ đi kèm chỉ 125 MB. Chúng cũng chỉ học với một mẫu câu cố định.</w:t>
+      </w:r>
+    </w:p>
+    <w:p>
+      <w:r>
+        <w:rPr>
+          <w:b/>
+        </w:rPr>
+        <w:t>Ý tưởng của LinCIR.</w:t>
+      </w:r>
+      <w:r>
+        <w:t xml:space="preserve"> Tác giả (công ty NAVER, Hàn Quốc, công bố năm 2024) đề xuất dạy mạng φ </w:t>
+      </w:r>
+      <w:r>
+        <w:rPr>
+          <w:b/>
+        </w:rPr>
+        <w:t>chỉ bằng chữ, không cần ảnh</w:t>
+      </w:r>
+      <w:r>
+        <w:t>. Cách làm:</w:t>
+      </w:r>
+    </w:p>
+    <w:p>
+      <w:pPr>
+        <w:pStyle w:val="ListNumber"/>
+      </w:pPr>
+      <w:r>
+        <w:t>Lấy một câu, ví dụ "con mèo xám ngủ trên gối".</w:t>
+      </w:r>
+    </w:p>
+    <w:p>
+      <w:pPr>
+        <w:pStyle w:val="ListNumber"/>
+      </w:pPr>
+      <w:r>
+        <w:t>Che các từ quan trọng, câu thành "[…] ngủ trên […]".</w:t>
+      </w:r>
+    </w:p>
+    <w:p>
+      <w:pPr>
+        <w:pStyle w:val="ListNumber"/>
+      </w:pPr>
+      <w:r>
+        <w:t>Cho mạng φ đọc câu gốc rồi tạo ra một từ đặc biệt điền vào chỗ trống.</w:t>
+      </w:r>
+    </w:p>
+    <w:p>
+      <w:pPr>
+        <w:pStyle w:val="ListNumber"/>
+      </w:pPr>
+      <w:r>
+        <w:t>Yêu cầu câu đã điền phải mang nghĩa giống câu gốc.</w:t>
+      </w:r>
+    </w:p>
+    <w:p>
+      <w:r>
+        <w:t>Muốn làm được, mạng φ phải học cách gói nội dung chính của cả câu vào một từ. Khi dùng thật, đưa ảnh vào thay cho câu, mạng φ tạo ra từ đặc biệt đại diện cho ảnh.</w:t>
+      </w:r>
+    </w:p>
+    <w:p>
+      <w:r>
+        <w:t>Có một trở ngại: trong CLIP, con số biểu diễn ảnh và con số biểu diễn chữ nằm ở hai vùng khác nhau, dù cùng nói về một thứ. Mạng φ học trên chữ nhưng lại phải xử lý ảnh. Tác giả giải quyết bằng cách thêm nhiễu ngẫu nhiên vào đầu vào khi huấn luyện, để mạng quen với những đầu vào lệch khỏi vùng chữ.</w:t>
+      </w:r>
+    </w:p>
+    <w:p>
+      <w:r>
+        <w:rPr>
+          <w:b/>
+        </w:rPr>
+        <w:t>Kết quả bài báo.</w:t>
+      </w:r>
+      <w:r>
+        <w:t xml:space="preserve"> LinCIR đạt kết quả tốt nhất trên bốn bộ đánh giá, huấn luyện nhanh hơn các phương pháp trước 6 đến 8 lần, và trên bộ thời trang còn vượt một phương pháp phải dùng dữ liệu do người gán nhãn.</w:t>
+      </w:r>
+    </w:p>
+    <w:p>
+      <w:pPr>
+        <w:pStyle w:val="Heading3"/>
+      </w:pPr>
+      <w:r>
+        <w:t>Nhóm 8 đã làm gì</w:t>
+      </w:r>
+    </w:p>
+    <w:p>
+      <w:r>
+        <w:rPr>
+          <w:b/>
+        </w:rPr>
+        <w:t>1. Dựng lại và kiểm tra.</w:t>
+      </w:r>
+      <w:r>
+        <w:t xml:space="preserve"> Mã nguồn của tác giả viết cho phiên bản thư viện cũ, không chạy được trên máy hiện nay. Nhóm viết lại phần bị hỏng, sửa 4 lỗi, rồi kiểm tra: phần viết lại cho ra con số giống hệt bản gốc. Sau đó nhóm chạy lại mô hình tác giả công bố bằng mã của nhóm. Kết quả khớp bài báo, lệch không quá 0,77 điểm. Như vậy cách đánh giá của nhóm đáng tin.</w:t>
+      </w:r>
+    </w:p>
+    <w:p>
+      <w:r>
+        <w:rPr>
+          <w:b/>
+        </w:rPr>
+        <w:t>2. Đặt câu hỏi.</w:t>
+      </w:r>
+      <w:r>
+        <w:t xml:space="preserve"> LinCIR có hai thành phần chính: cách chấm điểm khi dạy mạng φ, và phần nhiễu. Nhóm hỏi: sửa một trong hai thành phần này thì kết quả có tốt hơn không?</w:t>
+      </w:r>
+    </w:p>
+    <w:p>
+      <w:r>
+        <w:rPr>
+          <w:b/>
+        </w:rPr>
+        <w:t>3. Hai cải tiến.</w:t>
+      </w:r>
+    </w:p>
+    <w:p>
+      <w:pPr>
+        <w:pStyle w:val="ListBullet"/>
+      </w:pPr>
+      <w:r>
+        <w:rPr>
+          <w:b/>
+        </w:rPr>
+        <w:t>Cải tiến A (sửa cách chấm điểm).</w:t>
+      </w:r>
+      <w:r>
+        <w:t xml:space="preserve"> Cách chấm gốc chỉ yêu cầu câu đã điền giống câu gốc. Nó không phạt trường hợp câu đã điền cũng giống nhiều câu khác. Nhóm thêm một yêu cầu: câu đã điền phải giống câu gốc </w:t>
+      </w:r>
+      <w:r>
+        <w:rPr>
+          <w:b/>
+        </w:rPr>
+        <w:t>hơn</w:t>
+      </w:r>
+      <w:r>
+        <w:t xml:space="preserve"> 511 câu khác đang xét cùng lúc. Kỳ vọng là mạng φ phân biệt rõ hơn, nên tìm kiếm chính xác hơn.</w:t>
+      </w:r>
+    </w:p>
+    <w:p>
+      <w:pPr>
+        <w:pStyle w:val="ListBullet"/>
+      </w:pPr>
+      <w:r>
+        <w:rPr>
+          <w:b/>
+        </w:rPr>
+        <w:t>Cải tiến B (sửa phần nhiễu).</w:t>
+      </w:r>
+      <w:r>
+        <w:t xml:space="preserve"> Nhiễu gốc lệch ngẫu nhiên theo mọi hướng. Nhóm đo hướng từ vùng chữ sang vùng ảnh, rồi cho nhiễu lệch có chủ đích về phía vùng ảnh. Khi đó mạng φ được luyện với đầu vào gần với ảnh thật mà nó sẽ gặp khi dùng.</w:t>
+      </w:r>
+    </w:p>
+    <w:p>
+      <w:pPr>
+        <w:pStyle w:val="ListBullet"/>
+      </w:pPr>
+      <w:r>
+        <w:rPr>
+          <w:b/>
+        </w:rPr>
+        <w:t>Kết hợp A+B</w:t>
+      </w:r>
+      <w:r>
+        <w:t xml:space="preserve"> để xem hai cải tiến có cộng thêm cho nhau không.</w:t>
+      </w:r>
+    </w:p>
+    <w:p>
+      <w:r>
+        <w:rPr>
+          <w:b/>
+        </w:rPr>
+        <w:t>4. Thử nghiệm công bằng.</w:t>
+      </w:r>
+      <w:r>
+        <w:t xml:space="preserve"> Nhóm chạy cả bốn phiên bản (bản gốc, A, B, A+B) với cùng điều kiện, mỗi phiên bản 3 lần với khởi tạo ngẫu nhiên khác nhau, tổng cộng 12 lần. Thực nghiệm chạy trên máy chủ GPU miễn phí của Kaggle, dùng gần 23 trên 30 giờ được phép mỗi tuần. Kết quả được đánh giá trên hai bộ dữ liệu: thời trang (FashionIQ) và ảnh đời thực (CIRCO). Mọi chênh lệch đều được kiểm định thống kê để chắc rằng không do ngẫu nhiên.</w:t>
+      </w:r>
+    </w:p>
+    <w:p>
+      <w:pPr>
+        <w:pStyle w:val="Heading3"/>
+      </w:pPr>
+      <w:r>
+        <w:t>Kết quả</w:t>
+      </w:r>
+    </w:p>
+    <w:p>
+      <w:pPr>
+        <w:pStyle w:val="ListBullet"/>
+      </w:pPr>
+      <w:r>
+        <w:rPr>
+          <w:b/>
+        </w:rPr>
+        <w:t>Cải tiến B tốt hơn bản gốc, và có ý nghĩa thống kê.</w:t>
+      </w:r>
+      <w:r>
+        <w:t xml:space="preserve"> Trên bộ thời trang, cứ 1.000 lượt tìm kiếm thì B tìm đúng thêm khoảng 6 lượt trong 10 kết quả đầu. B chỉ huấn luyện bằng một phần tư thời gian nhưng vẫn vượt cả mô hình tác giả công bố.</w:t>
+      </w:r>
+    </w:p>
+    <w:p>
+      <w:pPr>
+        <w:pStyle w:val="ListBullet"/>
+      </w:pPr>
+      <w:r>
+        <w:rPr>
+          <w:b/>
+        </w:rPr>
+        <w:t>Cải tiến A làm kết quả kém đi,</w:t>
+      </w:r>
+      <w:r>
+        <w:t xml:space="preserve"> rõ nhất trên ảnh đời thực (điểm giảm từ 10,47 xuống 8,02). A+B cũng kém.</w:t>
+      </w:r>
+    </w:p>
+    <w:p>
+      <w:r>
+        <w:rPr>
+          <w:b/>
+        </w:rPr>
+        <w:t>Vì sao.</w:t>
+      </w:r>
+      <w:r>
+        <w:t xml:space="preserve"> Nhóm đưa cùng một cặp ảnh và câu mô tả vào mạng φ, rồi đo hai đầu ra giống nhau đến mức nào:</w:t>
+      </w:r>
+    </w:p>
+    <w:p>
+      <w:pPr>
+        <w:pStyle w:val="ListBullet"/>
+      </w:pPr>
+      <w:r>
+        <w:t>Với B, hai đầu ra giống nhau nhất: mạng xử lý ảnh nhất quán với cách nó xử lý chữ.</w:t>
+      </w:r>
+    </w:p>
+    <w:p>
+      <w:pPr>
+        <w:pStyle w:val="ListBullet"/>
+      </w:pPr>
+      <w:r>
+        <w:t>Với A, độ giống giảm mạnh. Yêu cầu "phân biệt với 511 câu khác" khiến mạng học những chi tiết chỉ có ở chữ, mà ảnh không có.</w:t>
+      </w:r>
+    </w:p>
+    <w:p>
+      <w:r>
+        <w:rPr>
+          <w:b/>
+        </w:rPr>
+        <w:t>Kết luận của nhóm.</w:t>
+      </w:r>
+      <w:r>
+        <w:t xml:space="preserve"> Với LinCIR, điều quan trọng nhất là mạng φ xử lý ảnh nhất quán với chữ. Làm cho mạng phân biệt các câu tốt hơn thì không giúp ích. Kết luận này có số đo trực tiếp và kiểm định thống kê làm căn cứ, không phải phỏng đoán.</w:t>
+      </w:r>
+    </w:p>
+    <w:p>
+      <w:pPr>
+        <w:pStyle w:val="Heading2"/>
+      </w:pPr>
+      <w:r>
+        <w:t>Tóm tắt kỹ thuật</w:t>
+      </w:r>
+    </w:p>
+    <w:p>
       <w:r>
         <w:rPr>
           <w:b/>
@@ -1712,7 +2029,7 @@
               <w:rPr>
                 <w:sz w:val="22"/>
               </w:rPr>
-              <w:t>Giới thiệu đề tài, giảng viên và 5 thành viên. Tâm trình bày, cả nhóm cùng trả lời câu hỏi.</w:t>
+              <w:t>Giới thiệu đề tài, rồi tóm tắt bằng ví dụ chiếc váy: bài toán tìm ảnh theo ảnh và câu sửa đổi; LinCIR dạy máy chỉ bằng văn bản, không cần ảnh và người gán nhãn; nhóm dựng lại mã, thử hai cải tiến: B tốt hơn có ý nghĩa thống kê, A làm kết quả kém đi. Nêu lộ trình: bài toán, phương pháp, hai cải tiến, thực nghiệm, lý do của kết quả.</w:t>
             </w:r>
           </w:p>
         </w:tc>
@@ -1729,7 +2046,7 @@
               <w:rPr>
                 <w:sz w:val="22"/>
               </w:rPr>
-              <w:t>—</w:t>
+              <w:t>Huấn luyện nhanh hơn các cách trước 6 đến 8 lần; B tăng FashionIQ R@10 từ 25,90 lên 26,50</w:t>
             </w:r>
           </w:p>
         </w:tc>
@@ -5177,7 +5494,7 @@
               <w:rPr>
                 <w:sz w:val="22"/>
               </w:rPr>
-              <w:t>Giới thiệu đề tài, môn học, giảng viên và 5 thành viên; nói rõ Tâm trình bày, cả nhóm cùng trả lời câu hỏi.</w:t>
+              <w:t>Giới thiệu đề tài, giảng viên, nhóm; tóm tắt khoảng 1 phút bằng ngôn ngữ thường (xem mục Tóm tắt dễ hiểu): ví dụ chiếc váy → bài toán; LinCIR học chỉ bằng văn bản, nhanh hơn 6–8 lần; nhóm dựng lại mã, B tốt hơn có ý nghĩa thống kê, A kém đi; nêu lộ trình trình bày.</w:t>
             </w:r>
           </w:p>
         </w:tc>
